--- a/course/智能生产计划管理（MES-ERP）/2025/大纲/25JD32416-智能生产计划管理（MES-ERP）-课程教学大纲.docx
+++ b/course/智能生产计划管理（MES-ERP）/2025/大纲/25JD32416-智能生产计划管理（MES-ERP）-课程教学大纲.docx
@@ -4198,342 +4198,16 @@
     <w:p>
       <w:pPr>
         <w:keepNext/>
-        <w:pageBreakBefore w:val="0"/>
-        <w:spacing w:before="0" w:after="0" w:line="240" w:lineRule="auto"/>
-        <w:jc w:val="left"/>
-      </w:pPr>
-      <w:r>
-        <w:rPr>
-          <w:rFonts w:ascii="Times New Roman" w:hAnsi="Times New Roman" w:eastAsia="宋体" w:cs="Times New Roman"/>
-        </w:rPr>
-        <w:t>四、实验教学环节及基本要求</w:t>
-      </w:r>
-    </w:p>
-    <w:tbl>
-      <w:tblPr>
-        <w:tblW w:type="auto" w:w="0"/>
-        <w:jc w:val="center"/>
-        <w:tblLayout w:type="fixed"/>
-        <w:tblLook w:firstColumn="1" w:firstRow="1" w:lastColumn="0" w:lastRow="0" w:noHBand="0" w:noVBand="1" w:val="04A0"/>
-        <w:tblBorders>
-          <w:top w:val="single" w:sz="4" w:color="000000" w:space="0"/>
-          <w:left w:val="single" w:sz="4" w:color="000000" w:space="0"/>
-          <w:bottom w:val="single" w:sz="4" w:color="000000" w:space="0"/>
-          <w:right w:val="single" w:sz="4" w:color="000000" w:space="0"/>
-          <w:insideH w:val="single" w:sz="4" w:color="000000" w:space="0"/>
-          <w:insideV w:val="single" w:sz="4" w:color="000000" w:space="0"/>
-        </w:tblBorders>
-      </w:tblPr>
-      <w:tblGrid>
-        <w:gridCol w:w="1068"/>
-        <w:gridCol w:w="1407"/>
-        <w:gridCol w:w="707"/>
-        <w:gridCol w:w="905"/>
-        <w:gridCol w:w="4273"/>
-        <w:gridCol w:w="710"/>
-      </w:tblGrid>
-      <w:tr>
-        <w:trPr>
-          <w:tblHeader w:val="true"/>
-        </w:trPr>
-        <w:tc>
-          <w:tcPr>
-            <w:tcW w:type="dxa" w:w="1068"/>
-            <w:vAlign w:val="center"/>
-            <w:tcMar>
-              <w:top w:w="60" w:type="dxa"/>
-              <w:bottom w:w="60" w:type="dxa"/>
-              <w:start w:w="65" w:type="dxa"/>
-              <w:end w:w="65" w:type="dxa"/>
-            </w:tcMar>
-          </w:tcPr>
-          <w:p>
-            <w:pPr>
-              <w:keepNext w:val="0"/>
-              <w:spacing w:before="0" w:after="0" w:line="240" w:lineRule="auto"/>
-              <w:jc w:val="center"/>
-            </w:pPr>
-            <w:r>
-              <w:rPr>
-                <w:rFonts w:ascii="Times New Roman" w:hAnsi="Times New Roman" w:eastAsia="宋体" w:cs="Times New Roman"/>
-                <w:b/>
-                <w:sz w:val="17"/>
-              </w:rPr>
-              <w:t>实验项目</w:t>
-            </w:r>
-          </w:p>
-        </w:tc>
-        <w:tc>
-          <w:tcPr>
-            <w:tcW w:type="dxa" w:w="1407"/>
-            <w:vAlign w:val="center"/>
-            <w:tcMar>
-              <w:top w:w="60" w:type="dxa"/>
-              <w:bottom w:w="60" w:type="dxa"/>
-              <w:start w:w="65" w:type="dxa"/>
-              <w:end w:w="65" w:type="dxa"/>
-            </w:tcMar>
-          </w:tcPr>
-          <w:p>
-            <w:pPr>
-              <w:keepNext w:val="0"/>
-              <w:spacing w:before="0" w:after="0" w:line="240" w:lineRule="auto"/>
-              <w:jc w:val="center"/>
-            </w:pPr>
-            <w:r>
-              <w:rPr>
-                <w:rFonts w:ascii="Times New Roman" w:hAnsi="Times New Roman" w:eastAsia="宋体" w:cs="Times New Roman"/>
-                <w:b/>
-                <w:sz w:val="17"/>
-              </w:rPr>
-              <w:t>实验内容</w:t>
-            </w:r>
-          </w:p>
-        </w:tc>
-        <w:tc>
-          <w:tcPr>
-            <w:tcW w:type="dxa" w:w="707"/>
-            <w:vAlign w:val="center"/>
-            <w:tcMar>
-              <w:top w:w="60" w:type="dxa"/>
-              <w:bottom w:w="60" w:type="dxa"/>
-              <w:start w:w="65" w:type="dxa"/>
-              <w:end w:w="65" w:type="dxa"/>
-            </w:tcMar>
-          </w:tcPr>
-          <w:p>
-            <w:pPr>
-              <w:keepNext w:val="0"/>
-              <w:spacing w:before="0" w:after="0" w:line="240" w:lineRule="auto"/>
-              <w:jc w:val="center"/>
-            </w:pPr>
-            <w:r>
-              <w:rPr>
-                <w:rFonts w:ascii="Times New Roman" w:hAnsi="Times New Roman" w:eastAsia="宋体" w:cs="Times New Roman"/>
-                <w:b/>
-                <w:sz w:val="17"/>
-              </w:rPr>
-              <w:t>学时</w:t>
-            </w:r>
-          </w:p>
-        </w:tc>
-        <w:tc>
-          <w:tcPr>
-            <w:tcW w:type="dxa" w:w="5178"/>
-            <w:vAlign w:val="center"/>
-            <w:gridSpan w:val="2"/>
-            <w:tcMar>
-              <w:top w:w="60" w:type="dxa"/>
-              <w:bottom w:w="60" w:type="dxa"/>
-              <w:start w:w="65" w:type="dxa"/>
-              <w:end w:w="65" w:type="dxa"/>
-            </w:tcMar>
-          </w:tcPr>
-          <w:p>
-            <w:pPr>
-              <w:keepNext w:val="0"/>
-              <w:spacing w:before="0" w:after="0" w:line="240" w:lineRule="auto"/>
-              <w:jc w:val="center"/>
-            </w:pPr>
-            <w:r>
-              <w:rPr>
-                <w:rFonts w:ascii="Times New Roman" w:hAnsi="Times New Roman" w:eastAsia="宋体" w:cs="Times New Roman"/>
-                <w:b/>
-                <w:sz w:val="17"/>
-              </w:rPr>
-              <w:t>实验要求</w:t>
-            </w:r>
-          </w:p>
-        </w:tc>
-        <w:tc>
-          <w:tcPr>
-            <w:tcW w:type="dxa" w:w="710"/>
-            <w:vAlign w:val="center"/>
-            <w:tcMar>
-              <w:top w:w="60" w:type="dxa"/>
-              <w:bottom w:w="60" w:type="dxa"/>
-              <w:start w:w="65" w:type="dxa"/>
-              <w:end w:w="65" w:type="dxa"/>
-            </w:tcMar>
-          </w:tcPr>
-          <w:p>
-            <w:pPr>
-              <w:keepNext w:val="0"/>
-              <w:spacing w:before="0" w:after="0" w:line="240" w:lineRule="auto"/>
-              <w:jc w:val="center"/>
-            </w:pPr>
-            <w:r>
-              <w:rPr>
-                <w:rFonts w:ascii="Times New Roman" w:hAnsi="Times New Roman" w:eastAsia="宋体" w:cs="Times New Roman"/>
-                <w:b/>
-                <w:sz w:val="17"/>
-              </w:rPr>
-              <w:t>课程目标</w:t>
-            </w:r>
-          </w:p>
-        </w:tc>
-      </w:tr>
-      <w:tr>
-        <w:trPr/>
-        <w:tc>
-          <w:tcPr>
-            <w:tcW w:type="dxa" w:w="1068"/>
-            <w:vMerge w:val="restart"/>
-            <w:vAlign w:val="center"/>
-          </w:tcPr>
-          <w:p>
-            <w:pPr>
-              <w:keepNext w:val="0"/>
-              <w:spacing w:before="0" w:after="0" w:line="240" w:lineRule="auto"/>
-              <w:jc w:val="center"/>
-            </w:pPr>
-            <w:r>
-              <w:rPr>
-                <w:rFonts w:ascii="Times New Roman" w:hAnsi="Times New Roman" w:eastAsia="宋体"/>
-                <w:b/>
-                <w:sz w:val="16"/>
-              </w:rPr>
-              <w:t>本课程培养方案未设置实验/上机学时</w:t>
-            </w:r>
-          </w:p>
-        </w:tc>
-        <w:tc>
-          <w:tcPr>
-            <w:tcW w:type="dxa" w:w="1407"/>
-            <w:vMerge w:val="restart"/>
-            <w:vAlign w:val="center"/>
-          </w:tcPr>
-          <w:p>
-            <w:pPr>
-              <w:keepNext w:val="0"/>
-              <w:spacing w:before="0" w:after="0" w:line="228" w:lineRule="auto"/>
-              <w:jc w:val="center"/>
-            </w:pPr>
-            <w:r>
-              <w:rPr>
-                <w:rFonts w:ascii="Times New Roman" w:hAnsi="Times New Roman" w:eastAsia="宋体"/>
-                <w:b w:val="0"/>
-                <w:sz w:val="16"/>
-              </w:rPr>
-              <w:t>—</w:t>
-            </w:r>
-          </w:p>
-        </w:tc>
-        <w:tc>
-          <w:tcPr>
-            <w:tcW w:type="dxa" w:w="707"/>
-            <w:vMerge w:val="restart"/>
-            <w:vAlign w:val="center"/>
-          </w:tcPr>
-          <w:p>
-            <w:pPr>
-              <w:keepNext w:val="0"/>
-              <w:spacing w:before="0" w:after="0" w:line="240" w:lineRule="auto"/>
-              <w:jc w:val="center"/>
-            </w:pPr>
-            <w:r>
-              <w:rPr>
-                <w:rFonts w:ascii="Times New Roman" w:hAnsi="Times New Roman" w:eastAsia="宋体"/>
-                <w:b w:val="0"/>
-                <w:sz w:val="16"/>
-              </w:rPr>
-              <w:t>—</w:t>
-            </w:r>
-          </w:p>
-        </w:tc>
-        <w:tc>
-          <w:tcPr>
-            <w:tcW w:type="dxa" w:w="905"/>
-            <w:vAlign w:val="center"/>
-          </w:tcPr>
-          <w:p>
-            <w:pPr>
-              <w:keepNext w:val="0"/>
-              <w:spacing w:before="0" w:after="0" w:line="240" w:lineRule="auto"/>
-              <w:jc w:val="center"/>
-            </w:pPr>
-            <w:r>
-              <w:rPr>
-                <w:rFonts w:ascii="Times New Roman" w:hAnsi="Times New Roman" w:eastAsia="宋体"/>
-                <w:b w:val="0"/>
-                <w:sz w:val="16"/>
-              </w:rPr>
-              <w:t>—</w:t>
-            </w:r>
-          </w:p>
-        </w:tc>
-        <w:tc>
-          <w:tcPr>
-            <w:tcW w:type="dxa" w:w="4273"/>
-            <w:vAlign w:val="center"/>
-          </w:tcPr>
-          <w:p>
-            <w:pPr>
-              <w:keepNext w:val="0"/>
-              <w:spacing w:before="0" w:after="0" w:line="240" w:lineRule="auto"/>
-              <w:jc w:val="center"/>
-            </w:pPr>
-            <w:r>
-              <w:rPr>
-                <w:rFonts w:ascii="Times New Roman" w:hAnsi="Times New Roman" w:eastAsia="宋体"/>
-                <w:b w:val="0"/>
-                <w:sz w:val="16"/>
-              </w:rPr>
-              <w:t>—</w:t>
-            </w:r>
-          </w:p>
-        </w:tc>
-        <w:tc>
-          <w:tcPr>
-            <w:tcW w:type="dxa" w:w="710"/>
-            <w:vMerge w:val="restart"/>
-            <w:vAlign w:val="center"/>
-          </w:tcPr>
-          <w:p>
-            <w:pPr>
-              <w:keepNext w:val="0"/>
-              <w:spacing w:before="0" w:after="0" w:line="240" w:lineRule="auto"/>
-              <w:jc w:val="center"/>
-            </w:pPr>
-            <w:r>
-              <w:rPr>
-                <w:rFonts w:ascii="Times New Roman" w:hAnsi="Times New Roman" w:eastAsia="宋体"/>
-                <w:b w:val="0"/>
-                <w:sz w:val="16"/>
-              </w:rPr>
-              <w:t>—</w:t>
-            </w:r>
-          </w:p>
-        </w:tc>
-      </w:tr>
-    </w:tbl>
-    <w:p>
-      <w:pPr>
-        <w:keepNext w:val="0"/>
         <w:spacing w:before="0" w:after="0" w:line="240" w:lineRule="auto"/>
         <w:jc w:val="left"/>
       </w:pPr>
       <w:r>
         <w:rPr>
           <w:rFonts w:ascii="Times New Roman" w:hAnsi="Times New Roman" w:eastAsia="宋体"/>
-          <w:b w:val="0"/>
-          <w:sz w:val="21"/>
-        </w:rPr>
-      </w:r>
-    </w:p>
-    <w:p>
-      <w:pPr>
-        <w:keepNext/>
-        <w:spacing w:before="0" w:after="0" w:line="240" w:lineRule="auto"/>
-        <w:jc w:val="left"/>
-      </w:pPr>
-      <w:r>
-        <w:rPr>
-          <w:rFonts w:ascii="Times New Roman" w:hAnsi="Times New Roman" w:eastAsia="黑体" w:cs="Times New Roman"/>
           <w:b/>
           <w:sz w:val="28"/>
         </w:rPr>
-        <w:t>五、课程评价</w:t>
+        <w:t>四、课程评价</w:t>
       </w:r>
     </w:p>
     <w:p>
@@ -4553,55 +4227,32 @@
     </w:p>
     <w:tbl>
       <w:tblPr>
+        <w:tblStyle w:val="TableGrid"/>
         <w:tblW w:type="auto" w:w="0"/>
-        <w:jc w:val="center"/>
-        <w:tblLayout w:type="fixed"/>
         <w:tblLook w:firstColumn="1" w:firstRow="1" w:lastColumn="0" w:lastRow="0" w:noHBand="0" w:noVBand="1" w:val="04A0"/>
-        <w:tblBorders>
-          <w:top w:val="single" w:sz="4" w:color="000000" w:space="0"/>
-          <w:left w:val="single" w:sz="4" w:color="000000" w:space="0"/>
-          <w:bottom w:val="single" w:sz="4" w:color="000000" w:space="0"/>
-          <w:right w:val="single" w:sz="4" w:color="000000" w:space="0"/>
-          <w:insideH w:val="single" w:sz="4" w:color="000000" w:space="0"/>
-          <w:insideV w:val="single" w:sz="4" w:color="000000" w:space="0"/>
-        </w:tblBorders>
       </w:tblPr>
       <w:tblGrid>
-        <w:gridCol w:w="1300"/>
-        <w:gridCol w:w="600"/>
-        <w:gridCol w:w="600"/>
-        <w:gridCol w:w="700"/>
-        <w:gridCol w:w="1100"/>
-        <w:gridCol w:w="1100"/>
-        <w:gridCol w:w="1100"/>
-        <w:gridCol w:w="1100"/>
-        <w:gridCol w:w="1370"/>
+        <w:gridCol w:w="1134"/>
+        <w:gridCol w:w="1134"/>
+        <w:gridCol w:w="1134"/>
+        <w:gridCol w:w="1134"/>
+        <w:gridCol w:w="1134"/>
+        <w:gridCol w:w="1134"/>
+        <w:gridCol w:w="1134"/>
+        <w:gridCol w:w="1134"/>
       </w:tblGrid>
       <w:tr>
-        <w:trPr>
-          <w:tblHeader w:val="true"/>
-        </w:trPr>
-        <w:tc>
-          <w:tcPr>
-            <w:tcW w:type="dxa" w:w="1300"/>
-            <w:vAlign w:val="center"/>
-            <w:vMerge w:val="restart"/>
-            <w:tcMar>
-              <w:top w:w="60" w:type="dxa"/>
-              <w:bottom w:w="60" w:type="dxa"/>
-              <w:start w:w="65" w:type="dxa"/>
-              <w:end w:w="65" w:type="dxa"/>
-            </w:tcMar>
-          </w:tcPr>
-          <w:p>
-            <w:pPr>
-              <w:keepNext w:val="0"/>
-              <w:spacing w:before="0" w:after="0" w:line="252" w:lineRule="auto"/>
+        <w:tc>
+          <w:tcPr>
+            <w:tcW w:type="dxa" w:w="1134"/>
+          </w:tcPr>
+          <w:p>
+            <w:pPr>
               <w:jc w:val="center"/>
             </w:pPr>
             <w:r>
               <w:rPr>
-                <w:rFonts w:ascii="Times New Roman" w:hAnsi="Times New Roman" w:eastAsia="宋体" w:cs="Times New Roman"/>
+                <w:rFonts w:ascii="Times New Roman" w:hAnsi="Times New Roman" w:eastAsia="宋体"/>
                 <w:b/>
                 <w:sz w:val="16"/>
               </w:rPr>
@@ -4611,221 +4262,1015 @@
         </w:tc>
         <w:tc>
           <w:tcPr>
-            <w:tcW w:type="dxa" w:w="600"/>
-            <w:vAlign w:val="center"/>
-            <w:vMerge w:val="restart"/>
-            <w:tcMar>
-              <w:top w:w="60" w:type="dxa"/>
-              <w:bottom w:w="60" w:type="dxa"/>
-              <w:start w:w="65" w:type="dxa"/>
-              <w:end w:w="65" w:type="dxa"/>
-            </w:tcMar>
-          </w:tcPr>
-          <w:p>
-            <w:pPr>
-              <w:keepNext w:val="0"/>
-              <w:spacing w:before="0" w:after="0" w:line="252" w:lineRule="auto"/>
+            <w:tcW w:type="dxa" w:w="1134"/>
+          </w:tcPr>
+          <w:p>
+            <w:pPr>
               <w:jc w:val="center"/>
             </w:pPr>
             <w:r>
               <w:rPr>
-                <w:rFonts w:ascii="Times New Roman" w:hAnsi="Times New Roman" w:eastAsia="宋体" w:cs="Times New Roman"/>
+                <w:rFonts w:ascii="Times New Roman" w:hAnsi="Times New Roman" w:eastAsia="宋体"/>
                 <w:b/>
                 <w:sz w:val="16"/>
               </w:rPr>
-              <w:t>总学时</w:t>
-            </w:r>
-          </w:p>
-        </w:tc>
-        <w:tc>
-          <w:tcPr>
-            <w:tcW w:type="dxa" w:w="600"/>
-            <w:vAlign w:val="center"/>
-            <w:vMerge w:val="restart"/>
-            <w:tcMar>
-              <w:top w:w="60" w:type="dxa"/>
-              <w:bottom w:w="60" w:type="dxa"/>
-              <w:start w:w="65" w:type="dxa"/>
-              <w:end w:w="65" w:type="dxa"/>
-            </w:tcMar>
-          </w:tcPr>
-          <w:p>
-            <w:pPr>
-              <w:keepNext w:val="0"/>
-              <w:spacing w:before="0" w:after="0" w:line="252" w:lineRule="auto"/>
+              <w:t>学时</w:t>
+            </w:r>
+          </w:p>
+        </w:tc>
+        <w:tc>
+          <w:tcPr>
+            <w:tcW w:type="dxa" w:w="1134"/>
+          </w:tcPr>
+          <w:p>
+            <w:pPr>
               <w:jc w:val="center"/>
             </w:pPr>
             <w:r>
               <w:rPr>
-                <w:rFonts w:ascii="Times New Roman" w:hAnsi="Times New Roman" w:eastAsia="宋体" w:cs="Times New Roman"/>
+                <w:rFonts w:ascii="Times New Roman" w:hAnsi="Times New Roman" w:eastAsia="宋体"/>
                 <w:b/>
                 <w:sz w:val="16"/>
               </w:rPr>
-              <w:t>理论学时</w:t>
-            </w:r>
-          </w:p>
-        </w:tc>
-        <w:tc>
-          <w:tcPr>
-            <w:tcW w:type="dxa" w:w="700"/>
-            <w:vAlign w:val="center"/>
-            <w:vMerge w:val="restart"/>
-            <w:tcMar>
-              <w:top w:w="60" w:type="dxa"/>
-              <w:bottom w:w="60" w:type="dxa"/>
-              <w:start w:w="65" w:type="dxa"/>
-              <w:end w:w="65" w:type="dxa"/>
-            </w:tcMar>
-          </w:tcPr>
-          <w:p>
-            <w:pPr>
-              <w:keepNext w:val="0"/>
-              <w:spacing w:before="0" w:after="0" w:line="240" w:lineRule="auto"/>
+              <w:t>理论</w:t>
+            </w:r>
+          </w:p>
+        </w:tc>
+        <w:tc>
+          <w:tcPr>
+            <w:tcW w:type="dxa" w:w="1134"/>
+          </w:tcPr>
+          <w:p>
+            <w:pPr>
               <w:jc w:val="center"/>
             </w:pPr>
             <w:r>
               <w:rPr>
-                <w:rFonts w:ascii="Times New Roman" w:hAnsi="Times New Roman" w:eastAsia="宋体" w:cs="Times New Roman"/>
-                <w:b/>
-                <w:sz w:val="17"/>
-              </w:rPr>
-              <w:t>实验学时</w:t>
-            </w:r>
-          </w:p>
-        </w:tc>
-        <w:tc>
-          <w:tcPr>
-            <w:tcW w:type="dxa" w:w="4400"/>
-            <w:vAlign w:val="center"/>
-            <w:gridSpan w:val="4"/>
-            <w:tcMar>
-              <w:top w:w="60" w:type="dxa"/>
-              <w:bottom w:w="60" w:type="dxa"/>
-              <w:start w:w="65" w:type="dxa"/>
-              <w:end w:w="65" w:type="dxa"/>
-            </w:tcMar>
-          </w:tcPr>
-          <w:p>
-            <w:pPr>
-              <w:keepNext w:val="0"/>
-              <w:spacing w:before="0" w:after="0" w:line="252" w:lineRule="auto"/>
-              <w:jc w:val="center"/>
-            </w:pPr>
-            <w:r>
-              <w:rPr>
-                <w:rFonts w:ascii="Times New Roman" w:hAnsi="Times New Roman" w:eastAsia="宋体" w:cs="Times New Roman"/>
+                <w:rFonts w:ascii="Times New Roman" w:hAnsi="Times New Roman" w:eastAsia="宋体"/>
                 <w:b/>
                 <w:sz w:val="16"/>
               </w:rPr>
-              <w:t>考核方式及占比（100%）</w:t>
-            </w:r>
-          </w:p>
-        </w:tc>
-        <w:tc>
-          <w:tcPr>
-            <w:tcW w:type="dxa" w:w="1370"/>
-            <w:vAlign w:val="center"/>
-            <w:vMerge w:val="restart"/>
-            <w:tcMar>
-              <w:top w:w="60" w:type="dxa"/>
-              <w:bottom w:w="60" w:type="dxa"/>
-              <w:start w:w="65" w:type="dxa"/>
-              <w:end w:w="65" w:type="dxa"/>
-            </w:tcMar>
-          </w:tcPr>
-          <w:p>
-            <w:pPr>
-              <w:keepNext w:val="0"/>
-              <w:spacing w:before="0" w:after="0" w:line="252" w:lineRule="auto"/>
+              <w:t>实践</w:t>
+            </w:r>
+          </w:p>
+        </w:tc>
+        <w:tc>
+          <w:tcPr>
+            <w:tcW w:type="dxa" w:w="1134"/>
+          </w:tcPr>
+          <w:p>
+            <w:pPr>
               <w:jc w:val="center"/>
             </w:pPr>
             <w:r>
               <w:rPr>
-                <w:rFonts w:ascii="Times New Roman" w:hAnsi="Times New Roman" w:eastAsia="宋体" w:cs="Times New Roman"/>
+                <w:rFonts w:ascii="Times New Roman" w:hAnsi="Times New Roman" w:eastAsia="宋体"/>
                 <w:b/>
                 <w:sz w:val="16"/>
               </w:rPr>
+              <w:t>平时成绩（20%）</w:t>
+            </w:r>
+          </w:p>
+        </w:tc>
+        <w:tc>
+          <w:tcPr>
+            <w:tcW w:type="dxa" w:w="1134"/>
+          </w:tcPr>
+          <w:p>
+            <w:pPr>
+              <w:jc w:val="center"/>
+            </w:pPr>
+            <w:r>
+              <w:rPr>
+                <w:rFonts w:ascii="Times New Roman" w:hAnsi="Times New Roman" w:eastAsia="宋体"/>
+                <w:b/>
+                <w:sz w:val="16"/>
+              </w:rPr>
+              <w:t>课程作业（20%）</w:t>
+            </w:r>
+          </w:p>
+        </w:tc>
+        <w:tc>
+          <w:tcPr>
+            <w:tcW w:type="dxa" w:w="1134"/>
+          </w:tcPr>
+          <w:p>
+            <w:pPr>
+              <w:jc w:val="center"/>
+            </w:pPr>
+            <w:r>
+              <w:rPr>
+                <w:rFonts w:ascii="Times New Roman" w:hAnsi="Times New Roman" w:eastAsia="宋体"/>
+                <w:b/>
+                <w:sz w:val="16"/>
+              </w:rPr>
+              <w:t>期末考核（60%）</w:t>
+            </w:r>
+          </w:p>
+        </w:tc>
+        <w:tc>
+          <w:tcPr>
+            <w:tcW w:type="dxa" w:w="1134"/>
+          </w:tcPr>
+          <w:p>
+            <w:pPr>
+              <w:jc w:val="center"/>
+            </w:pPr>
+            <w:r>
+              <w:rPr>
+                <w:rFonts w:ascii="Times New Roman" w:hAnsi="Times New Roman" w:eastAsia="宋体"/>
+                <w:b/>
+                <w:sz w:val="16"/>
+              </w:rPr>
               <w:t>课程目标</w:t>
             </w:r>
           </w:p>
         </w:tc>
       </w:tr>
       <w:tr>
-        <w:trPr>
-          <w:tblHeader w:val="true"/>
-        </w:trPr>
-        <w:tc>
-          <w:tcPr>
-            <w:tcW w:type="dxa" w:w="1300"/>
-            <w:vAlign w:val="center"/>
-            <w:vMerge/>
-            <w:tcMar>
-              <w:top w:w="60" w:type="dxa"/>
-              <w:bottom w:w="60" w:type="dxa"/>
-              <w:start w:w="65" w:type="dxa"/>
-              <w:end w:w="65" w:type="dxa"/>
-            </w:tcMar>
-          </w:tcPr>
-          <w:p/>
-        </w:tc>
-        <w:tc>
-          <w:tcPr>
-            <w:tcW w:type="dxa" w:w="600"/>
-            <w:vAlign w:val="center"/>
-            <w:vMerge/>
-            <w:tcMar>
-              <w:top w:w="60" w:type="dxa"/>
-              <w:bottom w:w="60" w:type="dxa"/>
-              <w:start w:w="65" w:type="dxa"/>
-              <w:end w:w="65" w:type="dxa"/>
-            </w:tcMar>
-          </w:tcPr>
-          <w:p/>
-        </w:tc>
-        <w:tc>
-          <w:tcPr>
-            <w:tcW w:type="dxa" w:w="600"/>
-            <w:vAlign w:val="center"/>
-            <w:vMerge/>
-            <w:tcMar>
-              <w:top w:w="60" w:type="dxa"/>
-              <w:bottom w:w="60" w:type="dxa"/>
-              <w:start w:w="65" w:type="dxa"/>
-              <w:end w:w="65" w:type="dxa"/>
-            </w:tcMar>
-          </w:tcPr>
-          <w:p/>
-        </w:tc>
-        <w:tc>
-          <w:tcPr>
-            <w:tcW w:type="dxa" w:w="700"/>
-            <w:vAlign w:val="center"/>
-            <w:vMerge/>
-            <w:tcMar>
-              <w:top w:w="60" w:type="dxa"/>
-              <w:bottom w:w="60" w:type="dxa"/>
-              <w:start w:w="65" w:type="dxa"/>
-              <w:end w:w="65" w:type="dxa"/>
-            </w:tcMar>
-          </w:tcPr>
-          <w:p/>
-        </w:tc>
-        <w:tc>
-          <w:tcPr>
-            <w:tcW w:type="dxa" w:w="1100"/>
-            <w:vAlign w:val="center"/>
-            <w:tcMar>
-              <w:top w:w="60" w:type="dxa"/>
-              <w:bottom w:w="60" w:type="dxa"/>
-              <w:start w:w="65" w:type="dxa"/>
-              <w:end w:w="65" w:type="dxa"/>
-            </w:tcMar>
-          </w:tcPr>
-          <w:p>
-            <w:pPr>
-              <w:keepNext w:val="0"/>
-              <w:spacing w:before="0" w:after="0" w:line="240" w:lineRule="auto"/>
+        <w:tc>
+          <w:tcPr>
+            <w:tcW w:type="dxa" w:w="1134"/>
+          </w:tcPr>
+          <w:p>
+            <w:pPr>
+              <w:jc w:val="left"/>
+            </w:pPr>
+            <w:r>
+              <w:rPr>
+                <w:rFonts w:ascii="Times New Roman" w:hAnsi="Times New Roman" w:eastAsia="宋体"/>
+                <w:b w:val="0"/>
+                <w:sz w:val="15"/>
+              </w:rPr>
+              <w:t>制造运营管理与ERP/MES体系</w:t>
+            </w:r>
+          </w:p>
+        </w:tc>
+        <w:tc>
+          <w:tcPr>
+            <w:tcW w:type="dxa" w:w="1134"/>
+          </w:tcPr>
+          <w:p>
+            <w:pPr>
               <w:jc w:val="center"/>
+            </w:pPr>
+            <w:r>
+              <w:rPr>
+                <w:rFonts w:ascii="Times New Roman" w:hAnsi="Times New Roman" w:eastAsia="宋体"/>
+                <w:b w:val="0"/>
+                <w:sz w:val="15"/>
+              </w:rPr>
+              <w:t>4</w:t>
+            </w:r>
+          </w:p>
+        </w:tc>
+        <w:tc>
+          <w:tcPr>
+            <w:tcW w:type="dxa" w:w="1134"/>
+          </w:tcPr>
+          <w:p>
+            <w:pPr>
+              <w:jc w:val="center"/>
+            </w:pPr>
+            <w:r>
+              <w:rPr>
+                <w:rFonts w:ascii="Times New Roman" w:hAnsi="Times New Roman" w:eastAsia="宋体"/>
+                <w:b w:val="0"/>
+                <w:sz w:val="15"/>
+              </w:rPr>
+              <w:t>4</w:t>
+            </w:r>
+          </w:p>
+        </w:tc>
+        <w:tc>
+          <w:tcPr>
+            <w:tcW w:type="dxa" w:w="1134"/>
+          </w:tcPr>
+          <w:p>
+            <w:pPr>
+              <w:jc w:val="center"/>
+            </w:pPr>
+            <w:r>
+              <w:rPr>
+                <w:rFonts w:ascii="Times New Roman" w:hAnsi="Times New Roman" w:eastAsia="宋体"/>
+                <w:b w:val="0"/>
+                <w:sz w:val="15"/>
+              </w:rPr>
+              <w:t>0</w:t>
+            </w:r>
+          </w:p>
+        </w:tc>
+        <w:tc>
+          <w:tcPr>
+            <w:tcW w:type="dxa" w:w="1134"/>
+          </w:tcPr>
+          <w:p>
+            <w:pPr>
+              <w:jc w:val="center"/>
+            </w:pPr>
+            <w:r>
+              <w:rPr>
+                <w:rFonts w:ascii="Times New Roman" w:hAnsi="Times New Roman" w:eastAsia="宋体"/>
+                <w:b w:val="0"/>
+                <w:sz w:val="15"/>
+              </w:rPr>
+              <w:t>15%</w:t>
+            </w:r>
+          </w:p>
+        </w:tc>
+        <w:tc>
+          <w:tcPr>
+            <w:tcW w:type="dxa" w:w="1134"/>
+          </w:tcPr>
+          <w:p>
+            <w:pPr>
+              <w:jc w:val="center"/>
+            </w:pPr>
+            <w:r>
+              <w:rPr>
+                <w:rFonts w:ascii="Times New Roman" w:hAnsi="Times New Roman" w:eastAsia="宋体"/>
+                <w:b w:val="0"/>
+                <w:sz w:val="15"/>
+              </w:rPr>
+              <w:t>10%</w:t>
+            </w:r>
+          </w:p>
+        </w:tc>
+        <w:tc>
+          <w:tcPr>
+            <w:tcW w:type="dxa" w:w="1134"/>
+          </w:tcPr>
+          <w:p>
+            <w:pPr>
+              <w:jc w:val="center"/>
+            </w:pPr>
+            <w:r>
+              <w:rPr>
+                <w:rFonts w:ascii="Times New Roman" w:hAnsi="Times New Roman" w:eastAsia="宋体"/>
+                <w:b w:val="0"/>
+                <w:sz w:val="15"/>
+              </w:rPr>
+              <w:t>10%</w:t>
+            </w:r>
+          </w:p>
+        </w:tc>
+        <w:tc>
+          <w:tcPr>
+            <w:tcW w:type="dxa" w:w="1134"/>
+          </w:tcPr>
+          <w:p>
+            <w:pPr>
+              <w:jc w:val="center"/>
+            </w:pPr>
+            <w:r>
+              <w:rPr>
+                <w:rFonts w:ascii="Times New Roman" w:hAnsi="Times New Roman" w:eastAsia="宋体"/>
+                <w:b w:val="0"/>
+                <w:sz w:val="15"/>
+              </w:rPr>
+              <w:t>目标 1.1，2.1，3.1</w:t>
+            </w:r>
+          </w:p>
+        </w:tc>
+      </w:tr>
+      <w:tr>
+        <w:tc>
+          <w:tcPr>
+            <w:tcW w:type="dxa" w:w="1134"/>
+          </w:tcPr>
+          <w:p>
+            <w:pPr>
+              <w:jc w:val="left"/>
+            </w:pPr>
+            <w:r>
+              <w:rPr>
+                <w:rFonts w:ascii="Times New Roman" w:hAnsi="Times New Roman" w:eastAsia="宋体"/>
+                <w:b w:val="0"/>
+                <w:sz w:val="15"/>
+              </w:rPr>
+              <w:t>需求管理、MPS与MRP</w:t>
+            </w:r>
+          </w:p>
+        </w:tc>
+        <w:tc>
+          <w:tcPr>
+            <w:tcW w:type="dxa" w:w="1134"/>
+          </w:tcPr>
+          <w:p>
+            <w:pPr>
+              <w:jc w:val="center"/>
+            </w:pPr>
+            <w:r>
+              <w:rPr>
+                <w:rFonts w:ascii="Times New Roman" w:hAnsi="Times New Roman" w:eastAsia="宋体"/>
+                <w:b w:val="0"/>
+                <w:sz w:val="15"/>
+              </w:rPr>
+              <w:t>6</w:t>
+            </w:r>
+          </w:p>
+        </w:tc>
+        <w:tc>
+          <w:tcPr>
+            <w:tcW w:type="dxa" w:w="1134"/>
+          </w:tcPr>
+          <w:p>
+            <w:pPr>
+              <w:jc w:val="center"/>
+            </w:pPr>
+            <w:r>
+              <w:rPr>
+                <w:rFonts w:ascii="Times New Roman" w:hAnsi="Times New Roman" w:eastAsia="宋体"/>
+                <w:b w:val="0"/>
+                <w:sz w:val="15"/>
+              </w:rPr>
+              <w:t>6</w:t>
+            </w:r>
+          </w:p>
+        </w:tc>
+        <w:tc>
+          <w:tcPr>
+            <w:tcW w:type="dxa" w:w="1134"/>
+          </w:tcPr>
+          <w:p>
+            <w:pPr>
+              <w:jc w:val="center"/>
+            </w:pPr>
+            <w:r>
+              <w:rPr>
+                <w:rFonts w:ascii="Times New Roman" w:hAnsi="Times New Roman" w:eastAsia="宋体"/>
+                <w:b w:val="0"/>
+                <w:sz w:val="15"/>
+              </w:rPr>
+              <w:t>0</w:t>
+            </w:r>
+          </w:p>
+        </w:tc>
+        <w:tc>
+          <w:tcPr>
+            <w:tcW w:type="dxa" w:w="1134"/>
+          </w:tcPr>
+          <w:p>
+            <w:pPr>
+              <w:jc w:val="center"/>
+            </w:pPr>
+            <w:r>
+              <w:rPr>
+                <w:rFonts w:ascii="Times New Roman" w:hAnsi="Times New Roman" w:eastAsia="宋体"/>
+                <w:b w:val="0"/>
+                <w:sz w:val="15"/>
+              </w:rPr>
+              <w:t>20%</w:t>
+            </w:r>
+          </w:p>
+        </w:tc>
+        <w:tc>
+          <w:tcPr>
+            <w:tcW w:type="dxa" w:w="1134"/>
+          </w:tcPr>
+          <w:p>
+            <w:pPr>
+              <w:jc w:val="center"/>
+            </w:pPr>
+            <w:r>
+              <w:rPr>
+                <w:rFonts w:ascii="Times New Roman" w:hAnsi="Times New Roman" w:eastAsia="宋体"/>
+                <w:b w:val="0"/>
+                <w:sz w:val="15"/>
+              </w:rPr>
+              <w:t>30%</w:t>
+            </w:r>
+          </w:p>
+        </w:tc>
+        <w:tc>
+          <w:tcPr>
+            <w:tcW w:type="dxa" w:w="1134"/>
+          </w:tcPr>
+          <w:p>
+            <w:pPr>
+              <w:jc w:val="center"/>
+            </w:pPr>
+            <w:r>
+              <w:rPr>
+                <w:rFonts w:ascii="Times New Roman" w:hAnsi="Times New Roman" w:eastAsia="宋体"/>
+                <w:b w:val="0"/>
+                <w:sz w:val="15"/>
+              </w:rPr>
+              <w:t>20%</w:t>
+            </w:r>
+          </w:p>
+        </w:tc>
+        <w:tc>
+          <w:tcPr>
+            <w:tcW w:type="dxa" w:w="1134"/>
+          </w:tcPr>
+          <w:p>
+            <w:pPr>
+              <w:jc w:val="center"/>
+            </w:pPr>
+            <w:r>
+              <w:rPr>
+                <w:rFonts w:ascii="Times New Roman" w:hAnsi="Times New Roman" w:eastAsia="宋体"/>
+                <w:b w:val="0"/>
+                <w:sz w:val="15"/>
+              </w:rPr>
+              <w:t>目标 1.2，2.2，3.2</w:t>
+            </w:r>
+          </w:p>
+        </w:tc>
+      </w:tr>
+      <w:tr>
+        <w:tc>
+          <w:tcPr>
+            <w:tcW w:type="dxa" w:w="1134"/>
+          </w:tcPr>
+          <w:p>
+            <w:pPr>
+              <w:jc w:val="left"/>
+            </w:pPr>
+            <w:r>
+              <w:rPr>
+                <w:rFonts w:ascii="Times New Roman" w:hAnsi="Times New Roman" w:eastAsia="宋体"/>
+                <w:b w:val="0"/>
+                <w:sz w:val="15"/>
+              </w:rPr>
+              <w:t>能力计划与生产排程基础</w:t>
+            </w:r>
+          </w:p>
+        </w:tc>
+        <w:tc>
+          <w:tcPr>
+            <w:tcW w:type="dxa" w:w="1134"/>
+          </w:tcPr>
+          <w:p>
+            <w:pPr>
+              <w:jc w:val="center"/>
+            </w:pPr>
+            <w:r>
+              <w:rPr>
+                <w:rFonts w:ascii="Times New Roman" w:hAnsi="Times New Roman" w:eastAsia="宋体"/>
+                <w:b w:val="0"/>
+                <w:sz w:val="15"/>
+              </w:rPr>
+              <w:t>5</w:t>
+            </w:r>
+          </w:p>
+        </w:tc>
+        <w:tc>
+          <w:tcPr>
+            <w:tcW w:type="dxa" w:w="1134"/>
+          </w:tcPr>
+          <w:p>
+            <w:pPr>
+              <w:jc w:val="center"/>
+            </w:pPr>
+            <w:r>
+              <w:rPr>
+                <w:rFonts w:ascii="Times New Roman" w:hAnsi="Times New Roman" w:eastAsia="宋体"/>
+                <w:b w:val="0"/>
+                <w:sz w:val="15"/>
+              </w:rPr>
+              <w:t>5</w:t>
+            </w:r>
+          </w:p>
+        </w:tc>
+        <w:tc>
+          <w:tcPr>
+            <w:tcW w:type="dxa" w:w="1134"/>
+          </w:tcPr>
+          <w:p>
+            <w:pPr>
+              <w:jc w:val="center"/>
+            </w:pPr>
+            <w:r>
+              <w:rPr>
+                <w:rFonts w:ascii="Times New Roman" w:hAnsi="Times New Roman" w:eastAsia="宋体"/>
+                <w:b w:val="0"/>
+                <w:sz w:val="15"/>
+              </w:rPr>
+              <w:t>0</w:t>
+            </w:r>
+          </w:p>
+        </w:tc>
+        <w:tc>
+          <w:tcPr>
+            <w:tcW w:type="dxa" w:w="1134"/>
+          </w:tcPr>
+          <w:p>
+            <w:pPr>
+              <w:jc w:val="center"/>
+            </w:pPr>
+            <w:r>
+              <w:rPr>
+                <w:rFonts w:ascii="Times New Roman" w:hAnsi="Times New Roman" w:eastAsia="宋体"/>
+                <w:b w:val="0"/>
+                <w:sz w:val="15"/>
+              </w:rPr>
+              <w:t>15%</w:t>
+            </w:r>
+          </w:p>
+        </w:tc>
+        <w:tc>
+          <w:tcPr>
+            <w:tcW w:type="dxa" w:w="1134"/>
+          </w:tcPr>
+          <w:p>
+            <w:pPr>
+              <w:jc w:val="center"/>
+            </w:pPr>
+            <w:r>
+              <w:rPr>
+                <w:rFonts w:ascii="Times New Roman" w:hAnsi="Times New Roman" w:eastAsia="宋体"/>
+                <w:b w:val="0"/>
+                <w:sz w:val="15"/>
+              </w:rPr>
+              <w:t>20%</w:t>
+            </w:r>
+          </w:p>
+        </w:tc>
+        <w:tc>
+          <w:tcPr>
+            <w:tcW w:type="dxa" w:w="1134"/>
+          </w:tcPr>
+          <w:p>
+            <w:pPr>
+              <w:jc w:val="center"/>
+            </w:pPr>
+            <w:r>
+              <w:rPr>
+                <w:rFonts w:ascii="Times New Roman" w:hAnsi="Times New Roman" w:eastAsia="宋体"/>
+                <w:b w:val="0"/>
+                <w:sz w:val="15"/>
+              </w:rPr>
+              <w:t>15%</w:t>
+            </w:r>
+          </w:p>
+        </w:tc>
+        <w:tc>
+          <w:tcPr>
+            <w:tcW w:type="dxa" w:w="1134"/>
+          </w:tcPr>
+          <w:p>
+            <w:pPr>
+              <w:jc w:val="center"/>
+            </w:pPr>
+            <w:r>
+              <w:rPr>
+                <w:rFonts w:ascii="Times New Roman" w:hAnsi="Times New Roman" w:eastAsia="宋体"/>
+                <w:b w:val="0"/>
+                <w:sz w:val="15"/>
+              </w:rPr>
+              <w:t>目标 1.3，2.3，3.3</w:t>
+            </w:r>
+          </w:p>
+        </w:tc>
+      </w:tr>
+      <w:tr>
+        <w:tc>
+          <w:tcPr>
+            <w:tcW w:type="dxa" w:w="1134"/>
+          </w:tcPr>
+          <w:p>
+            <w:pPr>
+              <w:jc w:val="left"/>
+            </w:pPr>
+            <w:r>
+              <w:rPr>
+                <w:rFonts w:ascii="Times New Roman" w:hAnsi="Times New Roman" w:eastAsia="宋体"/>
+                <w:b w:val="0"/>
+                <w:sz w:val="15"/>
+              </w:rPr>
+              <w:t>车间作业控制与执行闭环</w:t>
+            </w:r>
+          </w:p>
+        </w:tc>
+        <w:tc>
+          <w:tcPr>
+            <w:tcW w:type="dxa" w:w="1134"/>
+          </w:tcPr>
+          <w:p>
+            <w:pPr>
+              <w:jc w:val="center"/>
+            </w:pPr>
+            <w:r>
+              <w:rPr>
+                <w:rFonts w:ascii="Times New Roman" w:hAnsi="Times New Roman" w:eastAsia="宋体"/>
+                <w:b w:val="0"/>
+                <w:sz w:val="15"/>
+              </w:rPr>
+              <w:t>6</w:t>
+            </w:r>
+          </w:p>
+        </w:tc>
+        <w:tc>
+          <w:tcPr>
+            <w:tcW w:type="dxa" w:w="1134"/>
+          </w:tcPr>
+          <w:p>
+            <w:pPr>
+              <w:jc w:val="center"/>
+            </w:pPr>
+            <w:r>
+              <w:rPr>
+                <w:rFonts w:ascii="Times New Roman" w:hAnsi="Times New Roman" w:eastAsia="宋体"/>
+                <w:b w:val="0"/>
+                <w:sz w:val="15"/>
+              </w:rPr>
+              <w:t>6</w:t>
+            </w:r>
+          </w:p>
+        </w:tc>
+        <w:tc>
+          <w:tcPr>
+            <w:tcW w:type="dxa" w:w="1134"/>
+          </w:tcPr>
+          <w:p>
+            <w:pPr>
+              <w:jc w:val="center"/>
+            </w:pPr>
+            <w:r>
+              <w:rPr>
+                <w:rFonts w:ascii="Times New Roman" w:hAnsi="Times New Roman" w:eastAsia="宋体"/>
+                <w:b w:val="0"/>
+                <w:sz w:val="15"/>
+              </w:rPr>
+              <w:t>0</w:t>
+            </w:r>
+          </w:p>
+        </w:tc>
+        <w:tc>
+          <w:tcPr>
+            <w:tcW w:type="dxa" w:w="1134"/>
+          </w:tcPr>
+          <w:p>
+            <w:pPr>
+              <w:jc w:val="center"/>
+            </w:pPr>
+            <w:r>
+              <w:rPr>
+                <w:rFonts w:ascii="Times New Roman" w:hAnsi="Times New Roman" w:eastAsia="宋体"/>
+                <w:b w:val="0"/>
+                <w:sz w:val="15"/>
+              </w:rPr>
+              <w:t>20%</w:t>
+            </w:r>
+          </w:p>
+        </w:tc>
+        <w:tc>
+          <w:tcPr>
+            <w:tcW w:type="dxa" w:w="1134"/>
+          </w:tcPr>
+          <w:p>
+            <w:pPr>
+              <w:jc w:val="center"/>
+            </w:pPr>
+            <w:r>
+              <w:rPr>
+                <w:rFonts w:ascii="Times New Roman" w:hAnsi="Times New Roman" w:eastAsia="宋体"/>
+                <w:b w:val="0"/>
+                <w:sz w:val="15"/>
+              </w:rPr>
+              <w:t>15%</w:t>
+            </w:r>
+          </w:p>
+        </w:tc>
+        <w:tc>
+          <w:tcPr>
+            <w:tcW w:type="dxa" w:w="1134"/>
+          </w:tcPr>
+          <w:p>
+            <w:pPr>
+              <w:jc w:val="center"/>
+            </w:pPr>
+            <w:r>
+              <w:rPr>
+                <w:rFonts w:ascii="Times New Roman" w:hAnsi="Times New Roman" w:eastAsia="宋体"/>
+                <w:b w:val="0"/>
+                <w:sz w:val="15"/>
+              </w:rPr>
+              <w:t>20%</w:t>
+            </w:r>
+          </w:p>
+        </w:tc>
+        <w:tc>
+          <w:tcPr>
+            <w:tcW w:type="dxa" w:w="1134"/>
+          </w:tcPr>
+          <w:p>
+            <w:pPr>
+              <w:jc w:val="center"/>
+            </w:pPr>
+            <w:r>
+              <w:rPr>
+                <w:rFonts w:ascii="Times New Roman" w:hAnsi="Times New Roman" w:eastAsia="宋体"/>
+                <w:b w:val="0"/>
+                <w:sz w:val="15"/>
+              </w:rPr>
+              <w:t>目标 1.4，2.4，3.4</w:t>
+            </w:r>
+          </w:p>
+        </w:tc>
+      </w:tr>
+      <w:tr>
+        <w:tc>
+          <w:tcPr>
+            <w:tcW w:type="dxa" w:w="1134"/>
+          </w:tcPr>
+          <w:p>
+            <w:pPr>
+              <w:jc w:val="left"/>
+            </w:pPr>
+            <w:r>
+              <w:rPr>
+                <w:rFonts w:ascii="Times New Roman" w:hAnsi="Times New Roman" w:eastAsia="宋体"/>
+                <w:b w:val="0"/>
+                <w:sz w:val="15"/>
+              </w:rPr>
+              <w:t>MES功能、数据与ERP-MES集成</w:t>
+            </w:r>
+          </w:p>
+        </w:tc>
+        <w:tc>
+          <w:tcPr>
+            <w:tcW w:type="dxa" w:w="1134"/>
+          </w:tcPr>
+          <w:p>
+            <w:pPr>
+              <w:jc w:val="center"/>
+            </w:pPr>
+            <w:r>
+              <w:rPr>
+                <w:rFonts w:ascii="Times New Roman" w:hAnsi="Times New Roman" w:eastAsia="宋体"/>
+                <w:b w:val="0"/>
+                <w:sz w:val="15"/>
+              </w:rPr>
+              <w:t>6</w:t>
+            </w:r>
+          </w:p>
+        </w:tc>
+        <w:tc>
+          <w:tcPr>
+            <w:tcW w:type="dxa" w:w="1134"/>
+          </w:tcPr>
+          <w:p>
+            <w:pPr>
+              <w:jc w:val="center"/>
+            </w:pPr>
+            <w:r>
+              <w:rPr>
+                <w:rFonts w:ascii="Times New Roman" w:hAnsi="Times New Roman" w:eastAsia="宋体"/>
+                <w:b w:val="0"/>
+                <w:sz w:val="15"/>
+              </w:rPr>
+              <w:t>6</w:t>
+            </w:r>
+          </w:p>
+        </w:tc>
+        <w:tc>
+          <w:tcPr>
+            <w:tcW w:type="dxa" w:w="1134"/>
+          </w:tcPr>
+          <w:p>
+            <w:pPr>
+              <w:jc w:val="center"/>
+            </w:pPr>
+            <w:r>
+              <w:rPr>
+                <w:rFonts w:ascii="Times New Roman" w:hAnsi="Times New Roman" w:eastAsia="宋体"/>
+                <w:b w:val="0"/>
+                <w:sz w:val="15"/>
+              </w:rPr>
+              <w:t>0</w:t>
+            </w:r>
+          </w:p>
+        </w:tc>
+        <w:tc>
+          <w:tcPr>
+            <w:tcW w:type="dxa" w:w="1134"/>
+          </w:tcPr>
+          <w:p>
+            <w:pPr>
+              <w:jc w:val="center"/>
+            </w:pPr>
+            <w:r>
+              <w:rPr>
+                <w:rFonts w:ascii="Times New Roman" w:hAnsi="Times New Roman" w:eastAsia="宋体"/>
+                <w:b w:val="0"/>
+                <w:sz w:val="15"/>
+              </w:rPr>
+              <w:t>20%</w:t>
+            </w:r>
+          </w:p>
+        </w:tc>
+        <w:tc>
+          <w:tcPr>
+            <w:tcW w:type="dxa" w:w="1134"/>
+          </w:tcPr>
+          <w:p>
+            <w:pPr>
+              <w:jc w:val="center"/>
+            </w:pPr>
+            <w:r>
+              <w:rPr>
+                <w:rFonts w:ascii="Times New Roman" w:hAnsi="Times New Roman" w:eastAsia="宋体"/>
+                <w:b w:val="0"/>
+                <w:sz w:val="15"/>
+              </w:rPr>
+              <w:t>15%</w:t>
+            </w:r>
+          </w:p>
+        </w:tc>
+        <w:tc>
+          <w:tcPr>
+            <w:tcW w:type="dxa" w:w="1134"/>
+          </w:tcPr>
+          <w:p>
+            <w:pPr>
+              <w:jc w:val="center"/>
+            </w:pPr>
+            <w:r>
+              <w:rPr>
+                <w:rFonts w:ascii="Times New Roman" w:hAnsi="Times New Roman" w:eastAsia="宋体"/>
+                <w:b w:val="0"/>
+                <w:sz w:val="15"/>
+              </w:rPr>
+              <w:t>20%</w:t>
+            </w:r>
+          </w:p>
+        </w:tc>
+        <w:tc>
+          <w:tcPr>
+            <w:tcW w:type="dxa" w:w="1134"/>
+          </w:tcPr>
+          <w:p>
+            <w:pPr>
+              <w:jc w:val="center"/>
+            </w:pPr>
+            <w:r>
+              <w:rPr>
+                <w:rFonts w:ascii="Times New Roman" w:hAnsi="Times New Roman" w:eastAsia="宋体"/>
+                <w:b w:val="0"/>
+                <w:sz w:val="15"/>
+              </w:rPr>
+              <w:t>目标 1.5，2.5，3.5</w:t>
+            </w:r>
+          </w:p>
+        </w:tc>
+      </w:tr>
+      <w:tr>
+        <w:tc>
+          <w:tcPr>
+            <w:tcW w:type="dxa" w:w="1134"/>
+          </w:tcPr>
+          <w:p>
+            <w:pPr>
+              <w:jc w:val="left"/>
+            </w:pPr>
+            <w:r>
+              <w:rPr>
+                <w:rFonts w:ascii="Times New Roman" w:hAnsi="Times New Roman" w:eastAsia="宋体"/>
+                <w:b w:val="0"/>
+                <w:sz w:val="15"/>
+              </w:rPr>
+              <w:t>智能计划、绩效与管理决策</w:t>
+            </w:r>
+          </w:p>
+        </w:tc>
+        <w:tc>
+          <w:tcPr>
+            <w:tcW w:type="dxa" w:w="1134"/>
+          </w:tcPr>
+          <w:p>
+            <w:pPr>
+              <w:jc w:val="center"/>
+            </w:pPr>
+            <w:r>
+              <w:rPr>
+                <w:rFonts w:ascii="Times New Roman" w:hAnsi="Times New Roman" w:eastAsia="宋体"/>
+                <w:b w:val="0"/>
+                <w:sz w:val="15"/>
+              </w:rPr>
+              <w:t>5</w:t>
+            </w:r>
+          </w:p>
+        </w:tc>
+        <w:tc>
+          <w:tcPr>
+            <w:tcW w:type="dxa" w:w="1134"/>
+          </w:tcPr>
+          <w:p>
+            <w:pPr>
+              <w:jc w:val="center"/>
+            </w:pPr>
+            <w:r>
+              <w:rPr>
+                <w:rFonts w:ascii="Times New Roman" w:hAnsi="Times New Roman" w:eastAsia="宋体"/>
+                <w:b w:val="0"/>
+                <w:sz w:val="15"/>
+              </w:rPr>
+              <w:t>5</w:t>
+            </w:r>
+          </w:p>
+        </w:tc>
+        <w:tc>
+          <w:tcPr>
+            <w:tcW w:type="dxa" w:w="1134"/>
+          </w:tcPr>
+          <w:p>
+            <w:pPr>
+              <w:jc w:val="center"/>
+            </w:pPr>
+            <w:r>
+              <w:rPr>
+                <w:rFonts w:ascii="Times New Roman" w:hAnsi="Times New Roman" w:eastAsia="宋体"/>
+                <w:b w:val="0"/>
+                <w:sz w:val="15"/>
+              </w:rPr>
+              <w:t>0</w:t>
+            </w:r>
+          </w:p>
+        </w:tc>
+        <w:tc>
+          <w:tcPr>
+            <w:tcW w:type="dxa" w:w="1134"/>
+          </w:tcPr>
+          <w:p>
+            <w:pPr>
+              <w:jc w:val="center"/>
+            </w:pPr>
+            <w:r>
+              <w:rPr>
+                <w:rFonts w:ascii="Times New Roman" w:hAnsi="Times New Roman" w:eastAsia="宋体"/>
+                <w:b w:val="0"/>
+                <w:sz w:val="15"/>
+              </w:rPr>
+              <w:t>10%</w:t>
+            </w:r>
+          </w:p>
+        </w:tc>
+        <w:tc>
+          <w:tcPr>
+            <w:tcW w:type="dxa" w:w="1134"/>
+          </w:tcPr>
+          <w:p>
+            <w:pPr>
+              <w:jc w:val="center"/>
+            </w:pPr>
+            <w:r>
+              <w:rPr>
+                <w:rFonts w:ascii="Times New Roman" w:hAnsi="Times New Roman" w:eastAsia="宋体"/>
+                <w:b w:val="0"/>
+                <w:sz w:val="15"/>
+              </w:rPr>
+              <w:t>10%</w:t>
+            </w:r>
+          </w:p>
+        </w:tc>
+        <w:tc>
+          <w:tcPr>
+            <w:tcW w:type="dxa" w:w="1134"/>
+          </w:tcPr>
+          <w:p>
+            <w:pPr>
+              <w:jc w:val="center"/>
+            </w:pPr>
+            <w:r>
+              <w:rPr>
+                <w:rFonts w:ascii="Times New Roman" w:hAnsi="Times New Roman" w:eastAsia="宋体"/>
+                <w:b w:val="0"/>
+                <w:sz w:val="15"/>
+              </w:rPr>
+              <w:t>15%</w:t>
+            </w:r>
+          </w:p>
+        </w:tc>
+        <w:tc>
+          <w:tcPr>
+            <w:tcW w:type="dxa" w:w="1134"/>
+          </w:tcPr>
+          <w:p>
+            <w:pPr>
+              <w:jc w:val="center"/>
+            </w:pPr>
+            <w:r>
+              <w:rPr>
+                <w:rFonts w:ascii="Times New Roman" w:hAnsi="Times New Roman" w:eastAsia="宋体"/>
+                <w:b w:val="0"/>
+                <w:sz w:val="15"/>
+              </w:rPr>
+              <w:t>目标 1.6，2.6，3.6</w:t>
+            </w:r>
+          </w:p>
+        </w:tc>
+      </w:tr>
+      <w:tr>
+        <w:tc>
+          <w:tcPr>
+            <w:tcW w:type="dxa" w:w="1134"/>
+          </w:tcPr>
+          <w:p>
+            <w:pPr>
+              <w:jc w:val="left"/>
             </w:pPr>
             <w:r>
               <w:rPr>
@@ -4833,25 +5278,16 @@
                 <w:b/>
                 <w:sz w:val="15"/>
               </w:rPr>
-              <w:t>平时表现（15%）</w:t>
-            </w:r>
-          </w:p>
-        </w:tc>
-        <w:tc>
-          <w:tcPr>
-            <w:tcW w:type="dxa" w:w="1100"/>
-            <w:vAlign w:val="center"/>
-            <w:tcMar>
-              <w:top w:w="60" w:type="dxa"/>
-              <w:bottom w:w="60" w:type="dxa"/>
-              <w:start w:w="65" w:type="dxa"/>
-              <w:end w:w="65" w:type="dxa"/>
-            </w:tcMar>
-          </w:tcPr>
-          <w:p>
-            <w:pPr>
-              <w:keepNext w:val="0"/>
-              <w:spacing w:before="0" w:after="0" w:line="240" w:lineRule="auto"/>
+              <w:t>合计</w:t>
+            </w:r>
+          </w:p>
+        </w:tc>
+        <w:tc>
+          <w:tcPr>
+            <w:tcW w:type="dxa" w:w="1134"/>
+          </w:tcPr>
+          <w:p>
+            <w:pPr>
               <w:jc w:val="center"/>
             </w:pPr>
             <w:r>
@@ -4860,25 +5296,16 @@
                 <w:b/>
                 <w:sz w:val="15"/>
               </w:rPr>
-              <w:t>案例作业（30%）</w:t>
-            </w:r>
-          </w:p>
-        </w:tc>
-        <w:tc>
-          <w:tcPr>
-            <w:tcW w:type="dxa" w:w="1100"/>
-            <w:vAlign w:val="center"/>
-            <w:tcMar>
-              <w:top w:w="60" w:type="dxa"/>
-              <w:bottom w:w="60" w:type="dxa"/>
-              <w:start w:w="65" w:type="dxa"/>
-              <w:end w:w="65" w:type="dxa"/>
-            </w:tcMar>
-          </w:tcPr>
-          <w:p>
-            <w:pPr>
-              <w:keepNext w:val="0"/>
-              <w:spacing w:before="0" w:after="0" w:line="240" w:lineRule="auto"/>
+              <w:t>32</w:t>
+            </w:r>
+          </w:p>
+        </w:tc>
+        <w:tc>
+          <w:tcPr>
+            <w:tcW w:type="dxa" w:w="1134"/>
+          </w:tcPr>
+          <w:p>
+            <w:pPr>
               <w:jc w:val="center"/>
             </w:pPr>
             <w:r>
@@ -4887,25 +5314,16 @@
                 <w:b/>
                 <w:sz w:val="15"/>
               </w:rPr>
-              <w:t>业务分析项目（35%）</w:t>
-            </w:r>
-          </w:p>
-        </w:tc>
-        <w:tc>
-          <w:tcPr>
-            <w:tcW w:type="dxa" w:w="1100"/>
-            <w:vAlign w:val="center"/>
-            <w:tcMar>
-              <w:top w:w="60" w:type="dxa"/>
-              <w:bottom w:w="60" w:type="dxa"/>
-              <w:start w:w="65" w:type="dxa"/>
-              <w:end w:w="65" w:type="dxa"/>
-            </w:tcMar>
-          </w:tcPr>
-          <w:p>
-            <w:pPr>
-              <w:keepNext w:val="0"/>
-              <w:spacing w:before="0" w:after="0" w:line="240" w:lineRule="auto"/>
+              <w:t>32</w:t>
+            </w:r>
+          </w:p>
+        </w:tc>
+        <w:tc>
+          <w:tcPr>
+            <w:tcW w:type="dxa" w:w="1134"/>
+          </w:tcPr>
+          <w:p>
+            <w:pPr>
               <w:jc w:val="center"/>
             </w:pPr>
             <w:r>
@@ -4914,1298 +5332,77 @@
                 <w:b/>
                 <w:sz w:val="15"/>
               </w:rPr>
-              <w:t>个人核验（20%）</w:t>
-            </w:r>
-          </w:p>
-        </w:tc>
-        <w:tc>
-          <w:tcPr>
-            <w:tcW w:type="dxa" w:w="1370"/>
-            <w:vAlign w:val="center"/>
-            <w:vMerge/>
-            <w:tcMar>
-              <w:top w:w="60" w:type="dxa"/>
-              <w:bottom w:w="60" w:type="dxa"/>
-              <w:start w:w="65" w:type="dxa"/>
-              <w:end w:w="65" w:type="dxa"/>
-            </w:tcMar>
-          </w:tcPr>
-          <w:p/>
-        </w:tc>
-      </w:tr>
-      <w:tr>
-        <w:trPr/>
-        <w:tc>
-          <w:tcPr>
-            <w:tcW w:type="dxa" w:w="1300"/>
-            <w:vAlign w:val="center"/>
-          </w:tcPr>
-          <w:p>
-            <w:pPr>
-              <w:keepNext w:val="0"/>
-              <w:spacing w:before="0" w:after="0" w:line="240" w:lineRule="auto"/>
-              <w:jc w:val="left"/>
-            </w:pPr>
-            <w:r>
-              <w:rPr>
-                <w:rFonts w:ascii="Times New Roman" w:hAnsi="Times New Roman" w:eastAsia="宋体"/>
-                <w:b w:val="0"/>
-                <w:sz w:val="15"/>
-              </w:rPr>
-              <w:t>制造运营管理与ERP/MES体系</w:t>
-            </w:r>
-          </w:p>
-        </w:tc>
-        <w:tc>
-          <w:tcPr>
-            <w:tcW w:type="dxa" w:w="600"/>
-            <w:vAlign w:val="center"/>
-          </w:tcPr>
-          <w:p>
-            <w:pPr>
-              <w:keepNext w:val="0"/>
-              <w:spacing w:before="0" w:after="0" w:line="240" w:lineRule="auto"/>
-              <w:jc w:val="center"/>
-            </w:pPr>
-            <w:r>
-              <w:rPr>
-                <w:rFonts w:ascii="Times New Roman" w:hAnsi="Times New Roman" w:eastAsia="宋体"/>
-                <w:b w:val="0"/>
-                <w:sz w:val="15"/>
-              </w:rPr>
-              <w:t>4</w:t>
-            </w:r>
-          </w:p>
-        </w:tc>
-        <w:tc>
-          <w:tcPr>
-            <w:tcW w:type="dxa" w:w="600"/>
-            <w:vAlign w:val="center"/>
-          </w:tcPr>
-          <w:p>
-            <w:pPr>
-              <w:keepNext w:val="0"/>
-              <w:spacing w:before="0" w:after="0" w:line="240" w:lineRule="auto"/>
-              <w:jc w:val="center"/>
-            </w:pPr>
-            <w:r>
-              <w:rPr>
-                <w:rFonts w:ascii="Times New Roman" w:hAnsi="Times New Roman" w:eastAsia="宋体"/>
-                <w:b w:val="0"/>
-                <w:sz w:val="15"/>
-              </w:rPr>
-              <w:t>4</w:t>
-            </w:r>
-          </w:p>
-        </w:tc>
-        <w:tc>
-          <w:tcPr>
-            <w:tcW w:type="dxa" w:w="700"/>
-            <w:vAlign w:val="center"/>
-          </w:tcPr>
-          <w:p>
-            <w:pPr>
-              <w:keepNext w:val="0"/>
-              <w:spacing w:before="0" w:after="0" w:line="240" w:lineRule="auto"/>
-              <w:jc w:val="center"/>
-            </w:pPr>
-            <w:r>
-              <w:rPr>
-                <w:rFonts w:ascii="Times New Roman" w:hAnsi="Times New Roman" w:eastAsia="宋体"/>
-                <w:b w:val="0"/>
-                <w:sz w:val="15"/>
-              </w:rPr>
               <w:t>0</w:t>
             </w:r>
           </w:p>
         </w:tc>
         <w:tc>
           <w:tcPr>
-            <w:tcW w:type="dxa" w:w="1100"/>
-            <w:vMerge w:val="restart"/>
-            <w:vAlign w:val="center"/>
-          </w:tcPr>
-          <w:p>
-            <w:pPr>
-              <w:keepNext w:val="0"/>
-              <w:spacing w:before="0" w:after="0" w:line="240" w:lineRule="auto"/>
-              <w:jc w:val="center"/>
-            </w:pPr>
-            <w:r>
-              <w:rPr>
-                <w:rFonts w:ascii="Times New Roman" w:hAnsi="Times New Roman" w:eastAsia="宋体"/>
-                <w:b w:val="0"/>
-                <w:sz w:val="15"/>
-              </w:rPr>
-              <w:t>全过程</w:t>
-            </w:r>
-          </w:p>
-        </w:tc>
-        <w:tc>
-          <w:tcPr>
-            <w:tcW w:type="dxa" w:w="1100"/>
-            <w:vAlign w:val="center"/>
-          </w:tcPr>
-          <w:p>
-            <w:pPr>
-              <w:keepNext w:val="0"/>
-              <w:spacing w:before="0" w:after="0" w:line="240" w:lineRule="auto"/>
-              <w:jc w:val="center"/>
-            </w:pPr>
-            <w:r>
-              <w:rPr>
-                <w:rFonts w:ascii="Times New Roman" w:hAnsi="Times New Roman" w:eastAsia="宋体"/>
-                <w:b w:val="0"/>
-                <w:sz w:val="15"/>
-              </w:rPr>
-              <w:t>10%</w:t>
-            </w:r>
-          </w:p>
-        </w:tc>
-        <w:tc>
-          <w:tcPr>
-            <w:tcW w:type="dxa" w:w="1100"/>
-            <w:vAlign w:val="center"/>
-          </w:tcPr>
-          <w:p>
-            <w:pPr>
-              <w:keepNext w:val="0"/>
-              <w:spacing w:before="0" w:after="0" w:line="240" w:lineRule="auto"/>
-              <w:jc w:val="center"/>
-            </w:pPr>
-            <w:r>
-              <w:rPr>
-                <w:rFonts w:ascii="Times New Roman" w:hAnsi="Times New Roman" w:eastAsia="宋体"/>
-                <w:b w:val="0"/>
-                <w:sz w:val="15"/>
-              </w:rPr>
-              <w:t>10%</w:t>
-            </w:r>
-          </w:p>
-        </w:tc>
-        <w:tc>
-          <w:tcPr>
-            <w:tcW w:type="dxa" w:w="1100"/>
-            <w:vAlign w:val="center"/>
-          </w:tcPr>
-          <w:p>
-            <w:pPr>
-              <w:keepNext w:val="0"/>
-              <w:spacing w:before="0" w:after="0" w:line="240" w:lineRule="auto"/>
-              <w:jc w:val="center"/>
-            </w:pPr>
-            <w:r>
-              <w:rPr>
-                <w:rFonts w:ascii="Times New Roman" w:hAnsi="Times New Roman" w:eastAsia="宋体"/>
-                <w:b w:val="0"/>
-                <w:sz w:val="15"/>
-              </w:rPr>
-              <w:t>10%</w:t>
-            </w:r>
-          </w:p>
-        </w:tc>
-        <w:tc>
-          <w:tcPr>
-            <w:tcW w:type="dxa" w:w="1370"/>
-            <w:vAlign w:val="center"/>
-          </w:tcPr>
-          <w:p>
-            <w:pPr>
-              <w:keepNext w:val="0"/>
-              <w:spacing w:before="0" w:after="0" w:line="240" w:lineRule="auto"/>
-              <w:jc w:val="center"/>
-            </w:pPr>
-            <w:r>
-              <w:rPr>
-                <w:rFonts w:ascii="Times New Roman" w:hAnsi="Times New Roman" w:eastAsia="宋体"/>
-                <w:b w:val="0"/>
-                <w:sz w:val="15"/>
-              </w:rPr>
-              <w:t>目标 1.1，2.1，3.1</w:t>
-            </w:r>
-          </w:p>
-        </w:tc>
-      </w:tr>
-      <w:tr>
-        <w:trPr/>
-        <w:tc>
-          <w:tcPr>
-            <w:tcW w:type="dxa" w:w="1300"/>
-            <w:vAlign w:val="center"/>
-          </w:tcPr>
-          <w:p>
-            <w:pPr>
-              <w:keepNext w:val="0"/>
-              <w:spacing w:before="0" w:after="0" w:line="240" w:lineRule="auto"/>
-              <w:jc w:val="left"/>
-            </w:pPr>
-            <w:r>
-              <w:rPr>
-                <w:rFonts w:ascii="Times New Roman" w:hAnsi="Times New Roman" w:eastAsia="宋体"/>
-                <w:b w:val="0"/>
-                <w:sz w:val="15"/>
-              </w:rPr>
-              <w:t>需求管理、MPS与MRP</w:t>
-            </w:r>
-          </w:p>
-        </w:tc>
-        <w:tc>
-          <w:tcPr>
-            <w:tcW w:type="dxa" w:w="600"/>
-            <w:vAlign w:val="center"/>
-          </w:tcPr>
-          <w:p>
-            <w:pPr>
-              <w:keepNext w:val="0"/>
-              <w:spacing w:before="0" w:after="0" w:line="240" w:lineRule="auto"/>
-              <w:jc w:val="center"/>
-            </w:pPr>
-            <w:r>
-              <w:rPr>
-                <w:rFonts w:ascii="Times New Roman" w:hAnsi="Times New Roman" w:eastAsia="宋体"/>
-                <w:b w:val="0"/>
-                <w:sz w:val="15"/>
-              </w:rPr>
-              <w:t>6</w:t>
-            </w:r>
-          </w:p>
-        </w:tc>
-        <w:tc>
-          <w:tcPr>
-            <w:tcW w:type="dxa" w:w="600"/>
-            <w:vAlign w:val="center"/>
-          </w:tcPr>
-          <w:p>
-            <w:pPr>
-              <w:keepNext w:val="0"/>
-              <w:spacing w:before="0" w:after="0" w:line="240" w:lineRule="auto"/>
-              <w:jc w:val="center"/>
-            </w:pPr>
-            <w:r>
-              <w:rPr>
-                <w:rFonts w:ascii="Times New Roman" w:hAnsi="Times New Roman" w:eastAsia="宋体"/>
-                <w:b w:val="0"/>
-                <w:sz w:val="15"/>
-              </w:rPr>
-              <w:t>6</w:t>
-            </w:r>
-          </w:p>
-        </w:tc>
-        <w:tc>
-          <w:tcPr>
-            <w:tcW w:type="dxa" w:w="700"/>
-            <w:vAlign w:val="center"/>
-          </w:tcPr>
-          <w:p>
-            <w:pPr>
-              <w:keepNext w:val="0"/>
-              <w:spacing w:before="0" w:after="0" w:line="240" w:lineRule="auto"/>
-              <w:jc w:val="center"/>
-            </w:pPr>
-            <w:r>
-              <w:rPr>
-                <w:rFonts w:ascii="Times New Roman" w:hAnsi="Times New Roman" w:eastAsia="宋体"/>
-                <w:b w:val="0"/>
-                <w:sz w:val="15"/>
-              </w:rPr>
-              <w:t>0</w:t>
-            </w:r>
-          </w:p>
-        </w:tc>
-        <w:tc>
-          <w:tcPr>
-            <w:tcW w:type="dxa" w:w="1100"/>
-            <w:vMerge/>
-            <w:vAlign w:val="center"/>
-          </w:tcPr>
-          <w:p/>
-        </w:tc>
-        <w:tc>
-          <w:tcPr>
-            <w:tcW w:type="dxa" w:w="1100"/>
-            <w:vAlign w:val="center"/>
-          </w:tcPr>
-          <w:p>
-            <w:pPr>
-              <w:keepNext w:val="0"/>
-              <w:spacing w:before="0" w:after="0" w:line="240" w:lineRule="auto"/>
-              <w:jc w:val="center"/>
-            </w:pPr>
-            <w:r>
-              <w:rPr>
-                <w:rFonts w:ascii="Times New Roman" w:hAnsi="Times New Roman" w:eastAsia="宋体"/>
-                <w:b w:val="0"/>
-                <w:sz w:val="15"/>
-              </w:rPr>
-              <w:t>20%</w:t>
-            </w:r>
-          </w:p>
-        </w:tc>
-        <w:tc>
-          <w:tcPr>
-            <w:tcW w:type="dxa" w:w="1100"/>
-            <w:vAlign w:val="center"/>
-          </w:tcPr>
-          <w:p>
-            <w:pPr>
-              <w:keepNext w:val="0"/>
-              <w:spacing w:before="0" w:after="0" w:line="240" w:lineRule="auto"/>
-              <w:jc w:val="center"/>
-            </w:pPr>
-            <w:r>
-              <w:rPr>
-                <w:rFonts w:ascii="Times New Roman" w:hAnsi="Times New Roman" w:eastAsia="宋体"/>
-                <w:b w:val="0"/>
-                <w:sz w:val="15"/>
-              </w:rPr>
-              <w:t>20%</w:t>
-            </w:r>
-          </w:p>
-        </w:tc>
-        <w:tc>
-          <w:tcPr>
-            <w:tcW w:type="dxa" w:w="1100"/>
-            <w:vAlign w:val="center"/>
-          </w:tcPr>
-          <w:p>
-            <w:pPr>
-              <w:keepNext w:val="0"/>
-              <w:spacing w:before="0" w:after="0" w:line="240" w:lineRule="auto"/>
-              <w:jc w:val="center"/>
-            </w:pPr>
-            <w:r>
-              <w:rPr>
-                <w:rFonts w:ascii="Times New Roman" w:hAnsi="Times New Roman" w:eastAsia="宋体"/>
-                <w:b w:val="0"/>
-                <w:sz w:val="15"/>
-              </w:rPr>
-              <w:t>20%</w:t>
-            </w:r>
-          </w:p>
-        </w:tc>
-        <w:tc>
-          <w:tcPr>
-            <w:tcW w:type="dxa" w:w="1370"/>
-            <w:vAlign w:val="center"/>
-          </w:tcPr>
-          <w:p>
-            <w:pPr>
-              <w:keepNext w:val="0"/>
-              <w:spacing w:before="0" w:after="0" w:line="240" w:lineRule="auto"/>
-              <w:jc w:val="center"/>
-            </w:pPr>
-            <w:r>
-              <w:rPr>
-                <w:rFonts w:ascii="Times New Roman" w:hAnsi="Times New Roman" w:eastAsia="宋体"/>
-                <w:b w:val="0"/>
-                <w:sz w:val="15"/>
-              </w:rPr>
-              <w:t>目标 1.2，2.2，3.2</w:t>
-            </w:r>
-          </w:p>
-        </w:tc>
-      </w:tr>
-      <w:tr>
-        <w:trPr/>
-        <w:tc>
-          <w:tcPr>
-            <w:tcW w:type="dxa" w:w="1300"/>
-            <w:vAlign w:val="center"/>
-          </w:tcPr>
-          <w:p>
-            <w:pPr>
-              <w:keepNext w:val="0"/>
-              <w:spacing w:before="0" w:after="0" w:line="240" w:lineRule="auto"/>
-              <w:jc w:val="left"/>
-            </w:pPr>
-            <w:r>
-              <w:rPr>
-                <w:rFonts w:ascii="Times New Roman" w:hAnsi="Times New Roman" w:eastAsia="宋体"/>
-                <w:b w:val="0"/>
-                <w:sz w:val="15"/>
-              </w:rPr>
-              <w:t>能力计划与生产排程基础</w:t>
-            </w:r>
-          </w:p>
-        </w:tc>
-        <w:tc>
-          <w:tcPr>
-            <w:tcW w:type="dxa" w:w="600"/>
-            <w:vAlign w:val="center"/>
-          </w:tcPr>
-          <w:p>
-            <w:pPr>
-              <w:keepNext w:val="0"/>
-              <w:spacing w:before="0" w:after="0" w:line="240" w:lineRule="auto"/>
-              <w:jc w:val="center"/>
-            </w:pPr>
-            <w:r>
-              <w:rPr>
-                <w:rFonts w:ascii="Times New Roman" w:hAnsi="Times New Roman" w:eastAsia="宋体"/>
-                <w:b w:val="0"/>
-                <w:sz w:val="15"/>
-              </w:rPr>
-              <w:t>5</w:t>
-            </w:r>
-          </w:p>
-        </w:tc>
-        <w:tc>
-          <w:tcPr>
-            <w:tcW w:type="dxa" w:w="600"/>
-            <w:vAlign w:val="center"/>
-          </w:tcPr>
-          <w:p>
-            <w:pPr>
-              <w:keepNext w:val="0"/>
-              <w:spacing w:before="0" w:after="0" w:line="240" w:lineRule="auto"/>
-              <w:jc w:val="center"/>
-            </w:pPr>
-            <w:r>
-              <w:rPr>
-                <w:rFonts w:ascii="Times New Roman" w:hAnsi="Times New Roman" w:eastAsia="宋体"/>
-                <w:b w:val="0"/>
-                <w:sz w:val="15"/>
-              </w:rPr>
-              <w:t>5</w:t>
-            </w:r>
-          </w:p>
-        </w:tc>
-        <w:tc>
-          <w:tcPr>
-            <w:tcW w:type="dxa" w:w="700"/>
-            <w:vAlign w:val="center"/>
-          </w:tcPr>
-          <w:p>
-            <w:pPr>
-              <w:keepNext w:val="0"/>
-              <w:spacing w:before="0" w:after="0" w:line="240" w:lineRule="auto"/>
-              <w:jc w:val="center"/>
-            </w:pPr>
-            <w:r>
-              <w:rPr>
-                <w:rFonts w:ascii="Times New Roman" w:hAnsi="Times New Roman" w:eastAsia="宋体"/>
-                <w:b w:val="0"/>
-                <w:sz w:val="15"/>
-              </w:rPr>
-              <w:t>0</w:t>
-            </w:r>
-          </w:p>
-        </w:tc>
-        <w:tc>
-          <w:tcPr>
-            <w:tcW w:type="dxa" w:w="1100"/>
-            <w:vMerge/>
-            <w:vAlign w:val="center"/>
-          </w:tcPr>
-          <w:p/>
-        </w:tc>
-        <w:tc>
-          <w:tcPr>
-            <w:tcW w:type="dxa" w:w="1100"/>
-            <w:vAlign w:val="center"/>
-          </w:tcPr>
-          <w:p>
-            <w:pPr>
-              <w:keepNext w:val="0"/>
-              <w:spacing w:before="0" w:after="0" w:line="240" w:lineRule="auto"/>
-              <w:jc w:val="center"/>
-            </w:pPr>
-            <w:r>
-              <w:rPr>
-                <w:rFonts w:ascii="Times New Roman" w:hAnsi="Times New Roman" w:eastAsia="宋体"/>
-                <w:b w:val="0"/>
-                <w:sz w:val="15"/>
-              </w:rPr>
-              <w:t>15%</w:t>
-            </w:r>
-          </w:p>
-        </w:tc>
-        <w:tc>
-          <w:tcPr>
-            <w:tcW w:type="dxa" w:w="1100"/>
-            <w:vAlign w:val="center"/>
-          </w:tcPr>
-          <w:p>
-            <w:pPr>
-              <w:keepNext w:val="0"/>
-              <w:spacing w:before="0" w:after="0" w:line="240" w:lineRule="auto"/>
-              <w:jc w:val="center"/>
-            </w:pPr>
-            <w:r>
-              <w:rPr>
-                <w:rFonts w:ascii="Times New Roman" w:hAnsi="Times New Roman" w:eastAsia="宋体"/>
-                <w:b w:val="0"/>
-                <w:sz w:val="15"/>
-              </w:rPr>
-              <w:t>15%</w:t>
-            </w:r>
-          </w:p>
-        </w:tc>
-        <w:tc>
-          <w:tcPr>
-            <w:tcW w:type="dxa" w:w="1100"/>
-            <w:vAlign w:val="center"/>
-          </w:tcPr>
-          <w:p>
-            <w:pPr>
-              <w:keepNext w:val="0"/>
-              <w:spacing w:before="0" w:after="0" w:line="240" w:lineRule="auto"/>
-              <w:jc w:val="center"/>
-            </w:pPr>
-            <w:r>
-              <w:rPr>
-                <w:rFonts w:ascii="Times New Roman" w:hAnsi="Times New Roman" w:eastAsia="宋体"/>
-                <w:b w:val="0"/>
-                <w:sz w:val="15"/>
-              </w:rPr>
-              <w:t>15%</w:t>
-            </w:r>
-          </w:p>
-        </w:tc>
-        <w:tc>
-          <w:tcPr>
-            <w:tcW w:type="dxa" w:w="1370"/>
-            <w:vAlign w:val="center"/>
-          </w:tcPr>
-          <w:p>
-            <w:pPr>
-              <w:keepNext w:val="0"/>
-              <w:spacing w:before="0" w:after="0" w:line="240" w:lineRule="auto"/>
-              <w:jc w:val="center"/>
-            </w:pPr>
-            <w:r>
-              <w:rPr>
-                <w:rFonts w:ascii="Times New Roman" w:hAnsi="Times New Roman" w:eastAsia="宋体"/>
-                <w:b w:val="0"/>
-                <w:sz w:val="15"/>
-              </w:rPr>
-              <w:t>目标 1.3，2.3，3.3</w:t>
-            </w:r>
-          </w:p>
-        </w:tc>
-      </w:tr>
-      <w:tr>
-        <w:trPr/>
-        <w:tc>
-          <w:tcPr>
-            <w:tcW w:type="dxa" w:w="1300"/>
-            <w:vAlign w:val="center"/>
-          </w:tcPr>
-          <w:p>
-            <w:pPr>
-              <w:keepNext w:val="0"/>
-              <w:spacing w:before="0" w:after="0" w:line="240" w:lineRule="auto"/>
-              <w:jc w:val="left"/>
-            </w:pPr>
-            <w:r>
-              <w:rPr>
-                <w:rFonts w:ascii="Times New Roman" w:hAnsi="Times New Roman" w:eastAsia="宋体"/>
-                <w:b w:val="0"/>
-                <w:sz w:val="15"/>
-              </w:rPr>
-              <w:t>车间作业控制与执行闭环</w:t>
-            </w:r>
-          </w:p>
-        </w:tc>
-        <w:tc>
-          <w:tcPr>
-            <w:tcW w:type="dxa" w:w="600"/>
-            <w:vAlign w:val="center"/>
-          </w:tcPr>
-          <w:p>
-            <w:pPr>
-              <w:keepNext w:val="0"/>
-              <w:spacing w:before="0" w:after="0" w:line="240" w:lineRule="auto"/>
-              <w:jc w:val="center"/>
-            </w:pPr>
-            <w:r>
-              <w:rPr>
-                <w:rFonts w:ascii="Times New Roman" w:hAnsi="Times New Roman" w:eastAsia="宋体"/>
-                <w:b w:val="0"/>
-                <w:sz w:val="15"/>
-              </w:rPr>
-              <w:t>6</w:t>
-            </w:r>
-          </w:p>
-        </w:tc>
-        <w:tc>
-          <w:tcPr>
-            <w:tcW w:type="dxa" w:w="600"/>
-            <w:vAlign w:val="center"/>
-          </w:tcPr>
-          <w:p>
-            <w:pPr>
-              <w:keepNext w:val="0"/>
-              <w:spacing w:before="0" w:after="0" w:line="240" w:lineRule="auto"/>
-              <w:jc w:val="center"/>
-            </w:pPr>
-            <w:r>
-              <w:rPr>
-                <w:rFonts w:ascii="Times New Roman" w:hAnsi="Times New Roman" w:eastAsia="宋体"/>
-                <w:b w:val="0"/>
-                <w:sz w:val="15"/>
-              </w:rPr>
-              <w:t>6</w:t>
-            </w:r>
-          </w:p>
-        </w:tc>
-        <w:tc>
-          <w:tcPr>
-            <w:tcW w:type="dxa" w:w="700"/>
-            <w:vAlign w:val="center"/>
-          </w:tcPr>
-          <w:p>
-            <w:pPr>
-              <w:keepNext w:val="0"/>
-              <w:spacing w:before="0" w:after="0" w:line="240" w:lineRule="auto"/>
-              <w:jc w:val="center"/>
-            </w:pPr>
-            <w:r>
-              <w:rPr>
-                <w:rFonts w:ascii="Times New Roman" w:hAnsi="Times New Roman" w:eastAsia="宋体"/>
-                <w:b w:val="0"/>
-                <w:sz w:val="15"/>
-              </w:rPr>
-              <w:t>0</w:t>
-            </w:r>
-          </w:p>
-        </w:tc>
-        <w:tc>
-          <w:tcPr>
-            <w:tcW w:type="dxa" w:w="1100"/>
-            <w:vMerge/>
-            <w:vAlign w:val="center"/>
-          </w:tcPr>
-          <w:p/>
-        </w:tc>
-        <w:tc>
-          <w:tcPr>
-            <w:tcW w:type="dxa" w:w="1100"/>
-            <w:vAlign w:val="center"/>
-          </w:tcPr>
-          <w:p>
-            <w:pPr>
-              <w:keepNext w:val="0"/>
-              <w:spacing w:before="0" w:after="0" w:line="240" w:lineRule="auto"/>
-              <w:jc w:val="center"/>
-            </w:pPr>
-            <w:r>
-              <w:rPr>
-                <w:rFonts w:ascii="Times New Roman" w:hAnsi="Times New Roman" w:eastAsia="宋体"/>
-                <w:b w:val="0"/>
-                <w:sz w:val="15"/>
-              </w:rPr>
-              <w:t>20%</w:t>
-            </w:r>
-          </w:p>
-        </w:tc>
-        <w:tc>
-          <w:tcPr>
-            <w:tcW w:type="dxa" w:w="1100"/>
-            <w:vAlign w:val="center"/>
-          </w:tcPr>
-          <w:p>
-            <w:pPr>
-              <w:keepNext w:val="0"/>
-              <w:spacing w:before="0" w:after="0" w:line="240" w:lineRule="auto"/>
-              <w:jc w:val="center"/>
-            </w:pPr>
-            <w:r>
-              <w:rPr>
-                <w:rFonts w:ascii="Times New Roman" w:hAnsi="Times New Roman" w:eastAsia="宋体"/>
-                <w:b w:val="0"/>
-                <w:sz w:val="15"/>
-              </w:rPr>
-              <w:t>20%</w:t>
-            </w:r>
-          </w:p>
-        </w:tc>
-        <w:tc>
-          <w:tcPr>
-            <w:tcW w:type="dxa" w:w="1100"/>
-            <w:vAlign w:val="center"/>
-          </w:tcPr>
-          <w:p>
-            <w:pPr>
-              <w:keepNext w:val="0"/>
-              <w:spacing w:before="0" w:after="0" w:line="240" w:lineRule="auto"/>
-              <w:jc w:val="center"/>
-            </w:pPr>
-            <w:r>
-              <w:rPr>
-                <w:rFonts w:ascii="Times New Roman" w:hAnsi="Times New Roman" w:eastAsia="宋体"/>
-                <w:b w:val="0"/>
-                <w:sz w:val="15"/>
-              </w:rPr>
-              <w:t>20%</w:t>
-            </w:r>
-          </w:p>
-        </w:tc>
-        <w:tc>
-          <w:tcPr>
-            <w:tcW w:type="dxa" w:w="1370"/>
-            <w:vAlign w:val="center"/>
-          </w:tcPr>
-          <w:p>
-            <w:pPr>
-              <w:keepNext w:val="0"/>
-              <w:spacing w:before="0" w:after="0" w:line="240" w:lineRule="auto"/>
-              <w:jc w:val="center"/>
-            </w:pPr>
-            <w:r>
-              <w:rPr>
-                <w:rFonts w:ascii="Times New Roman" w:hAnsi="Times New Roman" w:eastAsia="宋体"/>
-                <w:b w:val="0"/>
-                <w:sz w:val="15"/>
-              </w:rPr>
-              <w:t>目标 1.4，2.4，3.4</w:t>
-            </w:r>
-          </w:p>
-        </w:tc>
-      </w:tr>
-      <w:tr>
-        <w:trPr/>
-        <w:tc>
-          <w:tcPr>
-            <w:tcW w:type="dxa" w:w="1300"/>
-            <w:vAlign w:val="center"/>
-          </w:tcPr>
-          <w:p>
-            <w:pPr>
-              <w:keepNext w:val="0"/>
-              <w:spacing w:before="0" w:after="0" w:line="240" w:lineRule="auto"/>
-              <w:jc w:val="left"/>
-            </w:pPr>
-            <w:r>
-              <w:rPr>
-                <w:rFonts w:ascii="Times New Roman" w:hAnsi="Times New Roman" w:eastAsia="宋体"/>
-                <w:b w:val="0"/>
-                <w:sz w:val="15"/>
-              </w:rPr>
-              <w:t>MES功能、数据与ERP-MES集成</w:t>
-            </w:r>
-          </w:p>
-        </w:tc>
-        <w:tc>
-          <w:tcPr>
-            <w:tcW w:type="dxa" w:w="600"/>
-            <w:vAlign w:val="center"/>
-          </w:tcPr>
-          <w:p>
-            <w:pPr>
-              <w:keepNext w:val="0"/>
-              <w:spacing w:before="0" w:after="0" w:line="240" w:lineRule="auto"/>
-              <w:jc w:val="center"/>
-            </w:pPr>
-            <w:r>
-              <w:rPr>
-                <w:rFonts w:ascii="Times New Roman" w:hAnsi="Times New Roman" w:eastAsia="宋体"/>
-                <w:b w:val="0"/>
-                <w:sz w:val="15"/>
-              </w:rPr>
-              <w:t>6</w:t>
-            </w:r>
-          </w:p>
-        </w:tc>
-        <w:tc>
-          <w:tcPr>
-            <w:tcW w:type="dxa" w:w="600"/>
-            <w:vAlign w:val="center"/>
-          </w:tcPr>
-          <w:p>
-            <w:pPr>
-              <w:keepNext w:val="0"/>
-              <w:spacing w:before="0" w:after="0" w:line="240" w:lineRule="auto"/>
-              <w:jc w:val="center"/>
-            </w:pPr>
-            <w:r>
-              <w:rPr>
-                <w:rFonts w:ascii="Times New Roman" w:hAnsi="Times New Roman" w:eastAsia="宋体"/>
-                <w:b w:val="0"/>
-                <w:sz w:val="15"/>
-              </w:rPr>
-              <w:t>6</w:t>
-            </w:r>
-          </w:p>
-        </w:tc>
-        <w:tc>
-          <w:tcPr>
-            <w:tcW w:type="dxa" w:w="700"/>
-            <w:vAlign w:val="center"/>
-          </w:tcPr>
-          <w:p>
-            <w:pPr>
-              <w:keepNext w:val="0"/>
-              <w:spacing w:before="0" w:after="0" w:line="240" w:lineRule="auto"/>
-              <w:jc w:val="center"/>
-            </w:pPr>
-            <w:r>
-              <w:rPr>
-                <w:rFonts w:ascii="Times New Roman" w:hAnsi="Times New Roman" w:eastAsia="宋体"/>
-                <w:b w:val="0"/>
-                <w:sz w:val="15"/>
-              </w:rPr>
-              <w:t>0</w:t>
-            </w:r>
-          </w:p>
-        </w:tc>
-        <w:tc>
-          <w:tcPr>
-            <w:tcW w:type="dxa" w:w="1100"/>
-            <w:vMerge/>
-            <w:vAlign w:val="center"/>
-          </w:tcPr>
-          <w:p/>
-        </w:tc>
-        <w:tc>
-          <w:tcPr>
-            <w:tcW w:type="dxa" w:w="1100"/>
-            <w:vAlign w:val="center"/>
-          </w:tcPr>
-          <w:p>
-            <w:pPr>
-              <w:keepNext w:val="0"/>
-              <w:spacing w:before="0" w:after="0" w:line="240" w:lineRule="auto"/>
-              <w:jc w:val="center"/>
-            </w:pPr>
-            <w:r>
-              <w:rPr>
-                <w:rFonts w:ascii="Times New Roman" w:hAnsi="Times New Roman" w:eastAsia="宋体"/>
-                <w:b w:val="0"/>
-                <w:sz w:val="15"/>
-              </w:rPr>
-              <w:t>20%</w:t>
-            </w:r>
-          </w:p>
-        </w:tc>
-        <w:tc>
-          <w:tcPr>
-            <w:tcW w:type="dxa" w:w="1100"/>
-            <w:vAlign w:val="center"/>
-          </w:tcPr>
-          <w:p>
-            <w:pPr>
-              <w:keepNext w:val="0"/>
-              <w:spacing w:before="0" w:after="0" w:line="240" w:lineRule="auto"/>
-              <w:jc w:val="center"/>
-            </w:pPr>
-            <w:r>
-              <w:rPr>
-                <w:rFonts w:ascii="Times New Roman" w:hAnsi="Times New Roman" w:eastAsia="宋体"/>
-                <w:b w:val="0"/>
-                <w:sz w:val="15"/>
-              </w:rPr>
-              <w:t>20%</w:t>
-            </w:r>
-          </w:p>
-        </w:tc>
-        <w:tc>
-          <w:tcPr>
-            <w:tcW w:type="dxa" w:w="1100"/>
-            <w:vAlign w:val="center"/>
-          </w:tcPr>
-          <w:p>
-            <w:pPr>
-              <w:keepNext w:val="0"/>
-              <w:spacing w:before="0" w:after="0" w:line="240" w:lineRule="auto"/>
-              <w:jc w:val="center"/>
-            </w:pPr>
-            <w:r>
-              <w:rPr>
-                <w:rFonts w:ascii="Times New Roman" w:hAnsi="Times New Roman" w:eastAsia="宋体"/>
-                <w:b w:val="0"/>
-                <w:sz w:val="15"/>
-              </w:rPr>
-              <w:t>20%</w:t>
-            </w:r>
-          </w:p>
-        </w:tc>
-        <w:tc>
-          <w:tcPr>
-            <w:tcW w:type="dxa" w:w="1370"/>
-            <w:vAlign w:val="center"/>
-          </w:tcPr>
-          <w:p>
-            <w:pPr>
-              <w:keepNext w:val="0"/>
-              <w:spacing w:before="0" w:after="0" w:line="240" w:lineRule="auto"/>
-              <w:jc w:val="center"/>
-            </w:pPr>
-            <w:r>
-              <w:rPr>
-                <w:rFonts w:ascii="Times New Roman" w:hAnsi="Times New Roman" w:eastAsia="宋体"/>
-                <w:b w:val="0"/>
-                <w:sz w:val="15"/>
-              </w:rPr>
-              <w:t>目标 1.5，2.5，3.5</w:t>
-            </w:r>
-          </w:p>
-        </w:tc>
-      </w:tr>
-      <w:tr>
-        <w:trPr/>
-        <w:tc>
-          <w:tcPr>
-            <w:tcW w:type="dxa" w:w="1300"/>
-            <w:vAlign w:val="center"/>
-          </w:tcPr>
-          <w:p>
-            <w:pPr>
-              <w:keepNext w:val="0"/>
-              <w:spacing w:before="0" w:after="0" w:line="240" w:lineRule="auto"/>
-              <w:jc w:val="left"/>
-            </w:pPr>
-            <w:r>
-              <w:rPr>
-                <w:rFonts w:ascii="Times New Roman" w:hAnsi="Times New Roman" w:eastAsia="宋体"/>
-                <w:b w:val="0"/>
-                <w:sz w:val="15"/>
-              </w:rPr>
-              <w:t>智能计划、绩效与管理决策</w:t>
-            </w:r>
-          </w:p>
-        </w:tc>
-        <w:tc>
-          <w:tcPr>
-            <w:tcW w:type="dxa" w:w="600"/>
-            <w:vAlign w:val="center"/>
-          </w:tcPr>
-          <w:p>
-            <w:pPr>
-              <w:keepNext w:val="0"/>
-              <w:spacing w:before="0" w:after="0" w:line="240" w:lineRule="auto"/>
-              <w:jc w:val="center"/>
-            </w:pPr>
-            <w:r>
-              <w:rPr>
-                <w:rFonts w:ascii="Times New Roman" w:hAnsi="Times New Roman" w:eastAsia="宋体"/>
-                <w:b w:val="0"/>
-                <w:sz w:val="15"/>
-              </w:rPr>
-              <w:t>5</w:t>
-            </w:r>
-          </w:p>
-        </w:tc>
-        <w:tc>
-          <w:tcPr>
-            <w:tcW w:type="dxa" w:w="600"/>
-            <w:vAlign w:val="center"/>
-          </w:tcPr>
-          <w:p>
-            <w:pPr>
-              <w:keepNext w:val="0"/>
-              <w:spacing w:before="0" w:after="0" w:line="240" w:lineRule="auto"/>
-              <w:jc w:val="center"/>
-            </w:pPr>
-            <w:r>
-              <w:rPr>
-                <w:rFonts w:ascii="Times New Roman" w:hAnsi="Times New Roman" w:eastAsia="宋体"/>
-                <w:b w:val="0"/>
-                <w:sz w:val="15"/>
-              </w:rPr>
-              <w:t>5</w:t>
-            </w:r>
-          </w:p>
-        </w:tc>
-        <w:tc>
-          <w:tcPr>
-            <w:tcW w:type="dxa" w:w="700"/>
-            <w:vAlign w:val="center"/>
-          </w:tcPr>
-          <w:p>
-            <w:pPr>
-              <w:keepNext w:val="0"/>
-              <w:spacing w:before="0" w:after="0" w:line="240" w:lineRule="auto"/>
-              <w:jc w:val="center"/>
-            </w:pPr>
-            <w:r>
-              <w:rPr>
-                <w:rFonts w:ascii="Times New Roman" w:hAnsi="Times New Roman" w:eastAsia="宋体"/>
-                <w:b w:val="0"/>
-                <w:sz w:val="15"/>
-              </w:rPr>
-              <w:t>0</w:t>
-            </w:r>
-          </w:p>
-        </w:tc>
-        <w:tc>
-          <w:tcPr>
-            <w:tcW w:type="dxa" w:w="1100"/>
-            <w:vMerge/>
-            <w:vAlign w:val="center"/>
-          </w:tcPr>
-          <w:p/>
-        </w:tc>
-        <w:tc>
-          <w:tcPr>
-            <w:tcW w:type="dxa" w:w="1100"/>
-            <w:vAlign w:val="center"/>
-          </w:tcPr>
-          <w:p>
-            <w:pPr>
-              <w:keepNext w:val="0"/>
-              <w:spacing w:before="0" w:after="0" w:line="240" w:lineRule="auto"/>
-              <w:jc w:val="center"/>
-            </w:pPr>
-            <w:r>
-              <w:rPr>
-                <w:rFonts w:ascii="Times New Roman" w:hAnsi="Times New Roman" w:eastAsia="宋体"/>
-                <w:b w:val="0"/>
-                <w:sz w:val="15"/>
-              </w:rPr>
-              <w:t>15%</w:t>
-            </w:r>
-          </w:p>
-        </w:tc>
-        <w:tc>
-          <w:tcPr>
-            <w:tcW w:type="dxa" w:w="1100"/>
-            <w:vAlign w:val="center"/>
-          </w:tcPr>
-          <w:p>
-            <w:pPr>
-              <w:keepNext w:val="0"/>
-              <w:spacing w:before="0" w:after="0" w:line="240" w:lineRule="auto"/>
-              <w:jc w:val="center"/>
-            </w:pPr>
-            <w:r>
-              <w:rPr>
-                <w:rFonts w:ascii="Times New Roman" w:hAnsi="Times New Roman" w:eastAsia="宋体"/>
-                <w:b w:val="0"/>
-                <w:sz w:val="15"/>
-              </w:rPr>
-              <w:t>15%</w:t>
-            </w:r>
-          </w:p>
-        </w:tc>
-        <w:tc>
-          <w:tcPr>
-            <w:tcW w:type="dxa" w:w="1100"/>
-            <w:vAlign w:val="center"/>
-          </w:tcPr>
-          <w:p>
-            <w:pPr>
-              <w:keepNext w:val="0"/>
-              <w:spacing w:before="0" w:after="0" w:line="240" w:lineRule="auto"/>
-              <w:jc w:val="center"/>
-            </w:pPr>
-            <w:r>
-              <w:rPr>
-                <w:rFonts w:ascii="Times New Roman" w:hAnsi="Times New Roman" w:eastAsia="宋体"/>
-                <w:b w:val="0"/>
-                <w:sz w:val="15"/>
-              </w:rPr>
-              <w:t>15%</w:t>
-            </w:r>
-          </w:p>
-        </w:tc>
-        <w:tc>
-          <w:tcPr>
-            <w:tcW w:type="dxa" w:w="1370"/>
-            <w:vAlign w:val="center"/>
-          </w:tcPr>
-          <w:p>
-            <w:pPr>
-              <w:keepNext w:val="0"/>
-              <w:spacing w:before="0" w:after="0" w:line="240" w:lineRule="auto"/>
-              <w:jc w:val="center"/>
-            </w:pPr>
-            <w:r>
-              <w:rPr>
-                <w:rFonts w:ascii="Times New Roman" w:hAnsi="Times New Roman" w:eastAsia="宋体"/>
-                <w:b w:val="0"/>
-                <w:sz w:val="15"/>
-              </w:rPr>
-              <w:t>目标 1.6，2.6，3.6</w:t>
-            </w:r>
-          </w:p>
-        </w:tc>
-      </w:tr>
-      <w:tr>
-        <w:tc>
-          <w:tcPr>
-            <w:tcW w:type="dxa" w:w="1300"/>
-            <w:vAlign w:val="center"/>
-          </w:tcPr>
-          <w:p>
-            <w:pPr>
-              <w:keepNext w:val="0"/>
-              <w:spacing w:before="0" w:after="0" w:line="240" w:lineRule="auto"/>
+            <w:tcW w:type="dxa" w:w="1134"/>
+          </w:tcPr>
+          <w:p>
+            <w:pPr>
               <w:jc w:val="center"/>
             </w:pPr>
             <w:r>
               <w:rPr>
                 <w:rFonts w:ascii="Times New Roman" w:hAnsi="Times New Roman" w:eastAsia="宋体"/>
                 <w:b/>
-                <w:sz w:val="16"/>
-              </w:rPr>
-              <w:t>合计</w:t>
-            </w:r>
-          </w:p>
-        </w:tc>
-        <w:tc>
-          <w:tcPr>
-            <w:tcW w:type="dxa" w:w="600"/>
-            <w:vAlign w:val="center"/>
-          </w:tcPr>
-          <w:p>
-            <w:pPr>
-              <w:keepNext w:val="0"/>
-              <w:spacing w:before="0" w:after="0" w:line="240" w:lineRule="auto"/>
+                <w:sz w:val="15"/>
+              </w:rPr>
+              <w:t>100%</w:t>
+            </w:r>
+          </w:p>
+        </w:tc>
+        <w:tc>
+          <w:tcPr>
+            <w:tcW w:type="dxa" w:w="1134"/>
+          </w:tcPr>
+          <w:p>
+            <w:pPr>
               <w:jc w:val="center"/>
             </w:pPr>
             <w:r>
               <w:rPr>
                 <w:rFonts w:ascii="Times New Roman" w:hAnsi="Times New Roman" w:eastAsia="宋体"/>
                 <w:b/>
-                <w:sz w:val="16"/>
-              </w:rPr>
-              <w:t>32</w:t>
-            </w:r>
-          </w:p>
-        </w:tc>
-        <w:tc>
-          <w:tcPr>
-            <w:tcW w:type="dxa" w:w="600"/>
-            <w:vAlign w:val="center"/>
-          </w:tcPr>
-          <w:p>
-            <w:pPr>
-              <w:keepNext w:val="0"/>
-              <w:spacing w:before="0" w:after="0" w:line="240" w:lineRule="auto"/>
+                <w:sz w:val="15"/>
+              </w:rPr>
+              <w:t>100%</w:t>
+            </w:r>
+          </w:p>
+        </w:tc>
+        <w:tc>
+          <w:tcPr>
+            <w:tcW w:type="dxa" w:w="1134"/>
+          </w:tcPr>
+          <w:p>
+            <w:pPr>
               <w:jc w:val="center"/>
             </w:pPr>
             <w:r>
               <w:rPr>
                 <w:rFonts w:ascii="Times New Roman" w:hAnsi="Times New Roman" w:eastAsia="宋体"/>
                 <w:b/>
-                <w:sz w:val="16"/>
-              </w:rPr>
-              <w:t>32</w:t>
-            </w:r>
-          </w:p>
-        </w:tc>
-        <w:tc>
-          <w:tcPr>
-            <w:tcW w:type="dxa" w:w="700"/>
-            <w:vAlign w:val="center"/>
-          </w:tcPr>
-          <w:p>
-            <w:pPr>
-              <w:keepNext w:val="0"/>
-              <w:spacing w:before="0" w:after="0" w:line="240" w:lineRule="auto"/>
+                <w:sz w:val="15"/>
+              </w:rPr>
+              <w:t>100%</w:t>
+            </w:r>
+          </w:p>
+        </w:tc>
+        <w:tc>
+          <w:tcPr>
+            <w:tcW w:type="dxa" w:w="1134"/>
+          </w:tcPr>
+          <w:p>
+            <w:pPr>
               <w:jc w:val="center"/>
             </w:pPr>
             <w:r>
               <w:rPr>
                 <w:rFonts w:ascii="Times New Roman" w:hAnsi="Times New Roman" w:eastAsia="宋体"/>
                 <w:b/>
-                <w:sz w:val="16"/>
-              </w:rPr>
-              <w:t>0</w:t>
-            </w:r>
-          </w:p>
-        </w:tc>
-        <w:tc>
-          <w:tcPr>
-            <w:tcW w:type="dxa" w:w="1100"/>
-            <w:vAlign w:val="center"/>
-          </w:tcPr>
-          <w:p>
-            <w:pPr>
-              <w:keepNext w:val="0"/>
-              <w:spacing w:before="0" w:after="0" w:line="240" w:lineRule="auto"/>
-              <w:jc w:val="center"/>
-            </w:pPr>
-            <w:r>
-              <w:rPr>
-                <w:rFonts w:ascii="Times New Roman" w:hAnsi="Times New Roman" w:eastAsia="宋体"/>
-                <w:b/>
-                <w:sz w:val="16"/>
-              </w:rPr>
-              <w:t>—</w:t>
-            </w:r>
-          </w:p>
-        </w:tc>
-        <w:tc>
-          <w:tcPr>
-            <w:tcW w:type="dxa" w:w="1100"/>
-            <w:vAlign w:val="center"/>
-          </w:tcPr>
-          <w:p>
-            <w:pPr>
-              <w:keepNext w:val="0"/>
-              <w:spacing w:before="0" w:after="0" w:line="240" w:lineRule="auto"/>
-              <w:jc w:val="center"/>
-            </w:pPr>
-            <w:r>
-              <w:rPr>
-                <w:rFonts w:ascii="Times New Roman" w:hAnsi="Times New Roman" w:eastAsia="宋体"/>
-                <w:b/>
-                <w:sz w:val="16"/>
-              </w:rPr>
-              <w:t>100%</w:t>
-            </w:r>
-          </w:p>
-        </w:tc>
-        <w:tc>
-          <w:tcPr>
-            <w:tcW w:type="dxa" w:w="1100"/>
-            <w:vAlign w:val="center"/>
-          </w:tcPr>
-          <w:p>
-            <w:pPr>
-              <w:keepNext w:val="0"/>
-              <w:spacing w:before="0" w:after="0" w:line="240" w:lineRule="auto"/>
-              <w:jc w:val="center"/>
-            </w:pPr>
-            <w:r>
-              <w:rPr>
-                <w:rFonts w:ascii="Times New Roman" w:hAnsi="Times New Roman" w:eastAsia="宋体"/>
-                <w:b/>
-                <w:sz w:val="16"/>
-              </w:rPr>
-              <w:t>100%</w:t>
-            </w:r>
-          </w:p>
-        </w:tc>
-        <w:tc>
-          <w:tcPr>
-            <w:tcW w:type="dxa" w:w="1100"/>
-            <w:vAlign w:val="center"/>
-          </w:tcPr>
-          <w:p>
-            <w:pPr>
-              <w:keepNext w:val="0"/>
-              <w:spacing w:before="0" w:after="0" w:line="240" w:lineRule="auto"/>
-              <w:jc w:val="center"/>
-            </w:pPr>
-            <w:r>
-              <w:rPr>
-                <w:rFonts w:ascii="Times New Roman" w:hAnsi="Times New Roman" w:eastAsia="宋体"/>
-                <w:b/>
-                <w:sz w:val="16"/>
-              </w:rPr>
-              <w:t>100%</w:t>
-            </w:r>
-          </w:p>
-        </w:tc>
-        <w:tc>
-          <w:tcPr>
-            <w:tcW w:type="dxa" w:w="1370"/>
-            <w:vAlign w:val="center"/>
-          </w:tcPr>
-          <w:p>
-            <w:pPr>
-              <w:keepNext w:val="0"/>
-              <w:spacing w:before="0" w:after="0" w:line="240" w:lineRule="auto"/>
-              <w:jc w:val="center"/>
-            </w:pPr>
-            <w:r>
-              <w:rPr>
-                <w:rFonts w:ascii="Times New Roman" w:hAnsi="Times New Roman" w:eastAsia="宋体"/>
-                <w:b/>
-                <w:sz w:val="16"/>
+                <w:sz w:val="15"/>
               </w:rPr>
               <w:t>—</w:t>
             </w:r>
@@ -6284,9 +5481,9 @@
         <w:rPr>
           <w:rFonts w:ascii="Times New Roman" w:hAnsi="Times New Roman" w:eastAsia="宋体"/>
           <w:b w:val="0"/>
-          <w:sz w:val="21"/>
+          <w:sz w:val="20"/>
         </w:rPr>
-        <w:t>本课程采用平时表现、计划计算与案例作业、MES/ERP业务分析项目和个人核验与答辩相结合的方式。最终成绩100%=平时表现15%＋计划计算与案例作业30%＋MES/ERP业务分析项目35%＋个人核验与答辩20%。</w:t>
+        <w:t>本课程采用平时成绩、课程作业和期末考核相结合的方式。最终成绩100%=平时成绩20%＋课程作业20%＋期末考核60%。期末考核采用MES/ERP综合业务分析报告与个人答辩/核验相结合的综合考查形式，其中综合业务分析报告占期末考核内部75%，个人答辩/核验占期末考核内部25%；不设置闭卷笔试或机考。原有综合业务分析项目、个人核验与答辩不再作为独立总评项目，其学习证据并入期末考核；阶段性的计划计算、案例分析和数据流任务并入课程作业。</w:t>
       </w:r>
     </w:p>
     <w:p>
@@ -6312,11 +5509,11 @@
       </w:pPr>
       <w:r>
         <w:rPr>
-          <w:rFonts w:ascii="Times New Roman" w:hAnsi="Times New Roman" w:eastAsia="宋体" w:cs="Times New Roman"/>
+          <w:rFonts w:ascii="Times New Roman" w:hAnsi="Times New Roman" w:eastAsia="宋体"/>
           <w:b/>
-          <w:sz w:val="24"/>
+          <w:sz w:val="21"/>
         </w:rPr>
-        <w:t>（1）平时表现评分标准</w:t>
+        <w:t>（1）平时成绩评分标准</w:t>
       </w:r>
     </w:p>
     <w:tbl>
@@ -6556,9 +5753,9 @@
               <w:rPr>
                 <w:rFonts w:ascii="Times New Roman" w:hAnsi="Times New Roman" w:eastAsia="宋体"/>
                 <w:b/>
-                <w:sz w:val="16"/>
-              </w:rPr>
-              <w:t>考勤与课堂规范</w:t>
+                <w:sz w:val="15"/>
+              </w:rPr>
+              <w:t>课堂参与与学习投入</w:t>
             </w:r>
           </w:p>
         </w:tc>
@@ -6577,7 +5774,7 @@
               <w:rPr>
                 <w:rFonts w:ascii="Times New Roman" w:hAnsi="Times New Roman" w:eastAsia="宋体"/>
                 <w:b w:val="0"/>
-                <w:sz w:val="16"/>
+                <w:sz w:val="15"/>
               </w:rPr>
               <w:t>30%</w:t>
             </w:r>
@@ -6600,7 +5797,7 @@
                 <w:b w:val="0"/>
                 <w:sz w:val="15"/>
               </w:rPr>
-              <w:t>优秀且完整</w:t>
+              <w:t>持续参与案例分析与课堂推演</w:t>
             </w:r>
           </w:p>
         </w:tc>
@@ -6621,7 +5818,7 @@
                 <w:b w:val="0"/>
                 <w:sz w:val="15"/>
               </w:rPr>
-              <w:t>良好，少量疏漏</w:t>
+              <w:t>参与充分，少量疏漏</w:t>
             </w:r>
           </w:p>
         </w:tc>
@@ -6642,7 +5839,7 @@
                 <w:b w:val="0"/>
                 <w:sz w:val="15"/>
               </w:rPr>
-              <w:t>完成主要要求</w:t>
+              <w:t>完成主要课堂任务</w:t>
             </w:r>
           </w:p>
         </w:tc>
@@ -6663,7 +5860,7 @@
                 <w:b w:val="0"/>
                 <w:sz w:val="15"/>
               </w:rPr>
-              <w:t>达到最低要求</w:t>
+              <w:t>经提醒达到基本要求</w:t>
             </w:r>
           </w:p>
         </w:tc>
@@ -6684,7 +5881,7 @@
                 <w:b w:val="0"/>
                 <w:sz w:val="15"/>
               </w:rPr>
-              <w:t>缺勤/失实或无法完成</w:t>
+              <w:t>缺勤较多或长期不参与</w:t>
             </w:r>
           </w:p>
         </w:tc>
@@ -6708,9 +5905,9 @@
               <w:rPr>
                 <w:rFonts w:ascii="Times New Roman" w:hAnsi="Times New Roman" w:eastAsia="宋体"/>
                 <w:b/>
-                <w:sz w:val="16"/>
-              </w:rPr>
-              <w:t>案例讨论与参与</w:t>
+                <w:sz w:val="15"/>
+              </w:rPr>
+              <w:t>过程记录与规范表达</w:t>
             </w:r>
           </w:p>
         </w:tc>
@@ -6729,7 +5926,7 @@
               <w:rPr>
                 <w:rFonts w:ascii="Times New Roman" w:hAnsi="Times New Roman" w:eastAsia="宋体"/>
                 <w:b w:val="0"/>
-                <w:sz w:val="16"/>
+                <w:sz w:val="15"/>
               </w:rPr>
               <w:t>35%</w:t>
             </w:r>
@@ -6752,7 +5949,7 @@
                 <w:b w:val="0"/>
                 <w:sz w:val="15"/>
               </w:rPr>
-              <w:t>优秀且完整</w:t>
+              <w:t>计算、流程图、数据表和记录完整可复核</w:t>
             </w:r>
           </w:p>
         </w:tc>
@@ -6773,7 +5970,7 @@
                 <w:b w:val="0"/>
                 <w:sz w:val="15"/>
               </w:rPr>
-              <w:t>良好，少量疏漏</w:t>
+              <w:t>记录较完整</w:t>
             </w:r>
           </w:p>
         </w:tc>
@@ -6794,7 +5991,7 @@
                 <w:b w:val="0"/>
                 <w:sz w:val="15"/>
               </w:rPr>
-              <w:t>完成主要要求</w:t>
+              <w:t>完成主要记录</w:t>
             </w:r>
           </w:p>
         </w:tc>
@@ -6815,7 +6012,7 @@
                 <w:b w:val="0"/>
                 <w:sz w:val="15"/>
               </w:rPr>
-              <w:t>达到最低要求</w:t>
+              <w:t>存在缺项但可核验</w:t>
             </w:r>
           </w:p>
         </w:tc>
@@ -6836,7 +6033,7 @@
                 <w:b w:val="0"/>
                 <w:sz w:val="15"/>
               </w:rPr>
-              <w:t>缺勤/失实或无法完成</w:t>
+              <w:t>记录严重缺失或无法复核</w:t>
             </w:r>
           </w:p>
         </w:tc>
@@ -6860,9 +6057,9 @@
               <w:rPr>
                 <w:rFonts w:ascii="Times New Roman" w:hAnsi="Times New Roman" w:eastAsia="宋体"/>
                 <w:b/>
-                <w:sz w:val="16"/>
-              </w:rPr>
-              <w:t>数据记录与技术表达</w:t>
+                <w:sz w:val="15"/>
+              </w:rPr>
+              <w:t>数据诚信、职业规范与协作责任</w:t>
             </w:r>
           </w:p>
         </w:tc>
@@ -6881,7 +6078,7 @@
               <w:rPr>
                 <w:rFonts w:ascii="Times New Roman" w:hAnsi="Times New Roman" w:eastAsia="宋体"/>
                 <w:b w:val="0"/>
-                <w:sz w:val="16"/>
+                <w:sz w:val="15"/>
               </w:rPr>
               <w:t>35%</w:t>
             </w:r>
@@ -6904,7 +6101,7 @@
                 <w:b w:val="0"/>
                 <w:sz w:val="15"/>
               </w:rPr>
-              <w:t>优秀且完整</w:t>
+              <w:t>数据真实，能说明权限、追溯、合规和协作责任</w:t>
             </w:r>
           </w:p>
         </w:tc>
@@ -6925,7 +6122,7 @@
                 <w:b w:val="0"/>
                 <w:sz w:val="15"/>
               </w:rPr>
-              <w:t>良好，少量疏漏</w:t>
+              <w:t>基本规范，少量疏漏</w:t>
             </w:r>
           </w:p>
         </w:tc>
@@ -6946,7 +6143,7 @@
                 <w:b w:val="0"/>
                 <w:sz w:val="15"/>
               </w:rPr>
-              <w:t>完成主要要求</w:t>
+              <w:t>遵守主要规范</w:t>
             </w:r>
           </w:p>
         </w:tc>
@@ -6967,7 +6164,7 @@
                 <w:b w:val="0"/>
                 <w:sz w:val="15"/>
               </w:rPr>
-              <w:t>达到最低要求</w:t>
+              <w:t>经提醒达到基本要求</w:t>
             </w:r>
           </w:p>
         </w:tc>
@@ -6988,7 +6185,7 @@
                 <w:b w:val="0"/>
                 <w:sz w:val="15"/>
               </w:rPr>
-              <w:t>缺勤/失实或无法完成</w:t>
+              <w:t>数据失实或明显违反规范</w:t>
             </w:r>
           </w:p>
         </w:tc>
@@ -7003,10 +6200,10 @@
       <w:r>
         <w:rPr>
           <w:rFonts w:ascii="Times New Roman" w:hAnsi="Times New Roman" w:eastAsia="宋体"/>
-          <w:b w:val="0"/>
+          <w:b/>
           <w:sz w:val="21"/>
         </w:rPr>
-        <w:t>（2）计划计算与案例作业评分标准</w:t>
+        <w:t>（2）课程作业评分标准</w:t>
       </w:r>
     </w:p>
     <w:tbl>
@@ -7164,7 +6361,7 @@
                 <w:b w:val="0"/>
                 <w:sz w:val="16"/>
               </w:rPr>
-              <w:t>MPS/MRP计算</w:t>
+              <w:t>MPS/MRP计算与结果解释</w:t>
             </w:r>
           </w:p>
         </w:tc>
@@ -7204,9 +6401,9 @@
               <w:rPr>
                 <w:rFonts w:ascii="Times New Roman" w:hAnsi="Times New Roman" w:eastAsia="宋体"/>
                 <w:b w:val="0"/>
-                <w:sz w:val="15"/>
-              </w:rPr>
-              <w:t>计算/流程正确，数据依据清楚，能够解释计划与经营影响。</w:t>
+                <w:sz w:val="16"/>
+              </w:rPr>
+              <w:t>计算正确，能解释净需求与计划订单。</w:t>
             </w:r>
           </w:p>
         </w:tc>
@@ -7225,9 +6422,9 @@
               <w:rPr>
                 <w:rFonts w:ascii="Times New Roman" w:hAnsi="Times New Roman" w:eastAsia="宋体"/>
                 <w:b w:val="0"/>
-                <w:sz w:val="15"/>
-              </w:rPr>
-              <w:t>相关课程目标</w:t>
+                <w:sz w:val="16"/>
+              </w:rPr>
+              <w:t>目标 1.2，2.2，3.2</w:t>
             </w:r>
           </w:p>
         </w:tc>
@@ -7253,7 +6450,7 @@
                 <w:b w:val="0"/>
                 <w:sz w:val="16"/>
               </w:rPr>
-              <w:t>能力与排程分析</w:t>
+              <w:t>能力负荷与排程分析</w:t>
             </w:r>
           </w:p>
         </w:tc>
@@ -7293,9 +6490,9 @@
               <w:rPr>
                 <w:rFonts w:ascii="Times New Roman" w:hAnsi="Times New Roman" w:eastAsia="宋体"/>
                 <w:b w:val="0"/>
-                <w:sz w:val="15"/>
-              </w:rPr>
-              <w:t>计算/流程正确，数据依据清楚，能够解释计划与经营影响。</w:t>
+                <w:sz w:val="16"/>
+              </w:rPr>
+              <w:t>负荷、瓶颈、交期分析正确，调整方案可执行。</w:t>
             </w:r>
           </w:p>
         </w:tc>
@@ -7314,9 +6511,83 @@
               <w:rPr>
                 <w:rFonts w:ascii="Times New Roman" w:hAnsi="Times New Roman" w:eastAsia="宋体"/>
                 <w:b w:val="0"/>
-                <w:sz w:val="15"/>
-              </w:rPr>
-              <w:t>相关课程目标</w:t>
+                <w:sz w:val="16"/>
+              </w:rPr>
+              <w:t>目标 1.3，2.3，3.3</w:t>
+            </w:r>
+          </w:p>
+        </w:tc>
+      </w:tr>
+      <w:tr>
+        <w:tc>
+          <w:tcPr>
+            <w:tcW w:type="dxa" w:w="1550"/>
+          </w:tcPr>
+          <w:p>
+            <w:pPr>
+              <w:jc w:val="left"/>
+            </w:pPr>
+            <w:r>
+              <w:rPr>
+                <w:rFonts w:ascii="Times New Roman" w:hAnsi="Times New Roman" w:eastAsia="宋体"/>
+                <w:b w:val="0"/>
+                <w:sz w:val="16"/>
+              </w:rPr>
+              <w:t>ERP-MES数据流与追溯分析</w:t>
+            </w:r>
+          </w:p>
+        </w:tc>
+        <w:tc>
+          <w:tcPr>
+            <w:tcW w:type="dxa" w:w="850"/>
+          </w:tcPr>
+          <w:p>
+            <w:pPr>
+              <w:jc w:val="center"/>
+            </w:pPr>
+            <w:r>
+              <w:rPr>
+                <w:rFonts w:ascii="Times New Roman" w:hAnsi="Times New Roman" w:eastAsia="宋体"/>
+                <w:b w:val="0"/>
+                <w:sz w:val="16"/>
+              </w:rPr>
+              <w:t>15%</w:t>
+            </w:r>
+          </w:p>
+        </w:tc>
+        <w:tc>
+          <w:tcPr>
+            <w:tcW w:type="dxa" w:w="5200"/>
+          </w:tcPr>
+          <w:p>
+            <w:pPr>
+              <w:jc w:val="left"/>
+            </w:pPr>
+            <w:r>
+              <w:rPr>
+                <w:rFonts w:ascii="Times New Roman" w:hAnsi="Times New Roman" w:eastAsia="宋体"/>
+                <w:b w:val="0"/>
+                <w:sz w:val="16"/>
+              </w:rPr>
+              <w:t>接口对象、状态同步和追溯关系清楚，能够识别数据一致性问题。</w:t>
+            </w:r>
+          </w:p>
+        </w:tc>
+        <w:tc>
+          <w:tcPr>
+            <w:tcW w:type="dxa" w:w="1450"/>
+          </w:tcPr>
+          <w:p>
+            <w:pPr>
+              <w:jc w:val="center"/>
+            </w:pPr>
+            <w:r>
+              <w:rPr>
+                <w:rFonts w:ascii="Times New Roman" w:hAnsi="Times New Roman" w:eastAsia="宋体"/>
+                <w:b w:val="0"/>
+                <w:sz w:val="16"/>
+              </w:rPr>
+              <w:t>目标 1.5，2.5，3.5</w:t>
             </w:r>
           </w:p>
         </w:tc>
@@ -7342,7 +6613,7 @@
                 <w:b w:val="0"/>
                 <w:sz w:val="16"/>
               </w:rPr>
-              <w:t>工单执行与异常分析</w:t>
+              <w:t>工单执行与异常闭环分析</w:t>
             </w:r>
           </w:p>
         </w:tc>
@@ -7363,7 +6634,7 @@
                 <w:b w:val="0"/>
                 <w:sz w:val="16"/>
               </w:rPr>
-              <w:t>25%</w:t>
+              <w:t>20%</w:t>
             </w:r>
           </w:p>
         </w:tc>
@@ -7382,9 +6653,9 @@
               <w:rPr>
                 <w:rFonts w:ascii="Times New Roman" w:hAnsi="Times New Roman" w:eastAsia="宋体"/>
                 <w:b w:val="0"/>
-                <w:sz w:val="15"/>
-              </w:rPr>
-              <w:t>计算/流程正确，数据依据清楚，能够解释计划与经营影响。</w:t>
+                <w:sz w:val="16"/>
+              </w:rPr>
+              <w:t>能分析工单状态、WIP、质量和异常调整。</w:t>
             </w:r>
           </w:p>
         </w:tc>
@@ -7403,9 +6674,9 @@
               <w:rPr>
                 <w:rFonts w:ascii="Times New Roman" w:hAnsi="Times New Roman" w:eastAsia="宋体"/>
                 <w:b w:val="0"/>
-                <w:sz w:val="15"/>
-              </w:rPr>
-              <w:t>相关课程目标</w:t>
+                <w:sz w:val="16"/>
+              </w:rPr>
+              <w:t>目标 1.4，2.4，3.4</w:t>
             </w:r>
           </w:p>
         </w:tc>
@@ -7431,7 +6702,7 @@
                 <w:b w:val="0"/>
                 <w:sz w:val="16"/>
               </w:rPr>
-              <w:t>ERP-MES数据流分析</w:t>
+              <w:t>KPI与管理判断</w:t>
             </w:r>
           </w:p>
         </w:tc>
@@ -7452,7 +6723,7 @@
                 <w:b w:val="0"/>
                 <w:sz w:val="16"/>
               </w:rPr>
-              <w:t>20%</w:t>
+              <w:t>10%</w:t>
             </w:r>
           </w:p>
         </w:tc>
@@ -7471,9 +6742,9 @@
               <w:rPr>
                 <w:rFonts w:ascii="Times New Roman" w:hAnsi="Times New Roman" w:eastAsia="宋体"/>
                 <w:b w:val="0"/>
-                <w:sz w:val="15"/>
-              </w:rPr>
-              <w:t>计算/流程正确，数据依据清楚，能够解释计划与经营影响。</w:t>
+                <w:sz w:val="16"/>
+              </w:rPr>
+              <w:t>能比较交付、库存、WIP、利用率、质量或成本指标并说明局限。</w:t>
             </w:r>
           </w:p>
         </w:tc>
@@ -7494,7 +6765,7 @@
                 <w:b w:val="0"/>
                 <w:sz w:val="15"/>
               </w:rPr>
-              <w:t>相关课程目标</w:t>
+              <w:t>目标 1.6，2.6，3.6</w:t>
             </w:r>
           </w:p>
         </w:tc>
@@ -7593,10 +6864,10 @@
       <w:r>
         <w:rPr>
           <w:rFonts w:ascii="Times New Roman" w:hAnsi="Times New Roman" w:eastAsia="宋体"/>
-          <w:b w:val="0"/>
+          <w:b/>
           <w:sz w:val="21"/>
         </w:rPr>
-        <w:t>（3）MES/ERP业务分析项目评分标准</w:t>
+        <w:t>（3）期末考核评分标准</w:t>
       </w:r>
     </w:p>
     <w:tbl>
@@ -7835,10 +7106,10 @@
             <w:r>
               <w:rPr>
                 <w:rFonts w:ascii="Times New Roman" w:hAnsi="Times New Roman" w:eastAsia="宋体"/>
-                <w:b w:val="0"/>
-                <w:sz w:val="16"/>
-              </w:rPr>
-              <w:t>业务需求与流程</w:t>
+                <w:b/>
+                <w:sz w:val="14"/>
+              </w:rPr>
+              <w:t>业务需求、流程与系统边界</w:t>
             </w:r>
           </w:p>
         </w:tc>
@@ -7857,9 +7128,9 @@
               <w:rPr>
                 <w:rFonts w:ascii="Times New Roman" w:hAnsi="Times New Roman" w:eastAsia="宋体"/>
                 <w:b w:val="0"/>
-                <w:sz w:val="16"/>
-              </w:rPr>
-              <w:t>15%</w:t>
+                <w:sz w:val="14"/>
+              </w:rPr>
+              <w:t>10%</w:t>
             </w:r>
           </w:p>
         </w:tc>
@@ -7878,30 +7149,9 @@
               <w:rPr>
                 <w:rFonts w:ascii="Times New Roman" w:hAnsi="Times New Roman" w:eastAsia="宋体"/>
                 <w:b w:val="0"/>
-                <w:sz w:val="15"/>
-              </w:rPr>
-              <w:t>方案逻辑完整、数据一致、指标可解释，体现权限、追溯和经济决策。</w:t>
-            </w:r>
-          </w:p>
-        </w:tc>
-        <w:tc>
-          <w:tcPr>
-            <w:tcW w:type="dxa" w:w="1400"/>
-            <w:vAlign w:val="center"/>
-          </w:tcPr>
-          <w:p>
-            <w:pPr>
-              <w:keepNext w:val="0"/>
-              <w:spacing w:before="0" w:after="0" w:line="240" w:lineRule="auto"/>
-              <w:jc w:val="center"/>
-            </w:pPr>
-            <w:r>
-              <w:rPr>
-                <w:rFonts w:ascii="Times New Roman" w:hAnsi="Times New Roman" w:eastAsia="宋体"/>
-                <w:b w:val="0"/>
-                <w:sz w:val="15"/>
-              </w:rPr>
-              <w:t>相关课程目标</w:t>
+                <w:sz w:val="14"/>
+              </w:rPr>
+              <w:t>订单到交付链完整，ERP/MES/APS边界准确</w:t>
             </w:r>
           </w:p>
         </w:tc>
@@ -7920,9 +7170,9 @@
               <w:rPr>
                 <w:rFonts w:ascii="Times New Roman" w:hAnsi="Times New Roman" w:eastAsia="宋体"/>
                 <w:b w:val="0"/>
-                <w:sz w:val="15"/>
-              </w:rPr>
-              <w:t>完成主要准备</w:t>
+                <w:sz w:val="14"/>
+              </w:rPr>
+              <w:t>基本准确，少量疏漏</w:t>
             </w:r>
           </w:p>
         </w:tc>
@@ -7941,9 +7191,9 @@
               <w:rPr>
                 <w:rFonts w:ascii="Times New Roman" w:hAnsi="Times New Roman" w:eastAsia="宋体"/>
                 <w:b w:val="0"/>
-                <w:sz w:val="15"/>
-              </w:rPr>
-              <w:t>经指导达到最低要求</w:t>
+                <w:sz w:val="14"/>
+              </w:rPr>
+              <w:t>主要流程正确</w:t>
             </w:r>
           </w:p>
         </w:tc>
@@ -7962,9 +7212,30 @@
               <w:rPr>
                 <w:rFonts w:ascii="Times New Roman" w:hAnsi="Times New Roman" w:eastAsia="宋体"/>
                 <w:b w:val="0"/>
-                <w:sz w:val="15"/>
-              </w:rPr>
-              <w:t>存在明显安全风险或准备不足</w:t>
+                <w:sz w:val="14"/>
+              </w:rPr>
+              <w:t>达到最低要求</w:t>
+            </w:r>
+          </w:p>
+        </w:tc>
+        <w:tc>
+          <w:tcPr>
+            <w:tcW w:type="dxa" w:w="1400"/>
+            <w:vAlign w:val="center"/>
+          </w:tcPr>
+          <w:p>
+            <w:pPr>
+              <w:keepNext w:val="0"/>
+              <w:spacing w:before="0" w:after="0" w:line="240" w:lineRule="auto"/>
+              <w:jc w:val="left"/>
+            </w:pPr>
+            <w:r>
+              <w:rPr>
+                <w:rFonts w:ascii="Times New Roman" w:hAnsi="Times New Roman" w:eastAsia="宋体"/>
+                <w:b w:val="0"/>
+                <w:sz w:val="14"/>
+              </w:rPr>
+              <w:t>流程或系统边界明显错误</w:t>
             </w:r>
           </w:p>
         </w:tc>
@@ -7987,10 +7258,10 @@
             <w:r>
               <w:rPr>
                 <w:rFonts w:ascii="Times New Roman" w:hAnsi="Times New Roman" w:eastAsia="宋体"/>
-                <w:b w:val="0"/>
-                <w:sz w:val="16"/>
-              </w:rPr>
-              <w:t>主数据与数据模型</w:t>
+                <w:b/>
+                <w:sz w:val="14"/>
+              </w:rPr>
+              <w:t>主数据与计划基础</w:t>
             </w:r>
           </w:p>
         </w:tc>
@@ -8009,9 +7280,9 @@
               <w:rPr>
                 <w:rFonts w:ascii="Times New Roman" w:hAnsi="Times New Roman" w:eastAsia="宋体"/>
                 <w:b w:val="0"/>
-                <w:sz w:val="16"/>
-              </w:rPr>
-              <w:t>15%</w:t>
+                <w:sz w:val="14"/>
+              </w:rPr>
+              <w:t>10%</w:t>
             </w:r>
           </w:p>
         </w:tc>
@@ -8030,30 +7301,9 @@
               <w:rPr>
                 <w:rFonts w:ascii="Times New Roman" w:hAnsi="Times New Roman" w:eastAsia="宋体"/>
                 <w:b w:val="0"/>
-                <w:sz w:val="15"/>
-              </w:rPr>
-              <w:t>方案逻辑完整、数据一致、指标可解释，体现权限、追溯和经济决策。</w:t>
-            </w:r>
-          </w:p>
-        </w:tc>
-        <w:tc>
-          <w:tcPr>
-            <w:tcW w:type="dxa" w:w="1400"/>
-            <w:vAlign w:val="center"/>
-          </w:tcPr>
-          <w:p>
-            <w:pPr>
-              <w:keepNext w:val="0"/>
-              <w:spacing w:before="0" w:after="0" w:line="240" w:lineRule="auto"/>
-              <w:jc w:val="center"/>
-            </w:pPr>
-            <w:r>
-              <w:rPr>
-                <w:rFonts w:ascii="Times New Roman" w:hAnsi="Times New Roman" w:eastAsia="宋体"/>
-                <w:b w:val="0"/>
-                <w:sz w:val="15"/>
-              </w:rPr>
-              <w:t>相关课程目标</w:t>
+                <w:sz w:val="14"/>
+              </w:rPr>
+              <w:t>BOM、库存、提前期、工艺路线等组织合理</w:t>
             </w:r>
           </w:p>
         </w:tc>
@@ -8072,9 +7322,9 @@
               <w:rPr>
                 <w:rFonts w:ascii="Times New Roman" w:hAnsi="Times New Roman" w:eastAsia="宋体"/>
                 <w:b w:val="0"/>
-                <w:sz w:val="15"/>
-              </w:rPr>
-              <w:t>完成主要操作与记录</w:t>
+                <w:sz w:val="14"/>
+              </w:rPr>
+              <w:t>数据较完整</w:t>
             </w:r>
           </w:p>
         </w:tc>
@@ -8093,9 +7343,9 @@
               <w:rPr>
                 <w:rFonts w:ascii="Times New Roman" w:hAnsi="Times New Roman" w:eastAsia="宋体"/>
                 <w:b w:val="0"/>
-                <w:sz w:val="15"/>
-              </w:rPr>
-              <w:t>经指导完成基本操作</w:t>
+                <w:sz w:val="14"/>
+              </w:rPr>
+              <w:t>主要数据正确</w:t>
             </w:r>
           </w:p>
         </w:tc>
@@ -8114,9 +7364,30 @@
               <w:rPr>
                 <w:rFonts w:ascii="Times New Roman" w:hAnsi="Times New Roman" w:eastAsia="宋体"/>
                 <w:b w:val="0"/>
-                <w:sz w:val="15"/>
-              </w:rPr>
-              <w:t>操作不规范或缺关键记录</w:t>
+                <w:sz w:val="14"/>
+              </w:rPr>
+              <w:t>存在少量缺项</w:t>
+            </w:r>
+          </w:p>
+        </w:tc>
+        <w:tc>
+          <w:tcPr>
+            <w:tcW w:type="dxa" w:w="1400"/>
+            <w:vAlign w:val="center"/>
+          </w:tcPr>
+          <w:p>
+            <w:pPr>
+              <w:keepNext w:val="0"/>
+              <w:spacing w:before="0" w:after="0" w:line="240" w:lineRule="auto"/>
+              <w:jc w:val="left"/>
+            </w:pPr>
+            <w:r>
+              <w:rPr>
+                <w:rFonts w:ascii="Times New Roman" w:hAnsi="Times New Roman" w:eastAsia="宋体"/>
+                <w:b w:val="0"/>
+                <w:sz w:val="14"/>
+              </w:rPr>
+              <w:t>关键数据错误或缺失</w:t>
             </w:r>
           </w:p>
         </w:tc>
@@ -8139,10 +7410,10 @@
             <w:r>
               <w:rPr>
                 <w:rFonts w:ascii="Times New Roman" w:hAnsi="Times New Roman" w:eastAsia="宋体"/>
-                <w:b w:val="0"/>
-                <w:sz w:val="16"/>
-              </w:rPr>
-              <w:t>计划与能力方案</w:t>
+                <w:b/>
+                <w:sz w:val="14"/>
+              </w:rPr>
+              <w:t>计划、能力与排程方案</w:t>
             </w:r>
           </w:p>
         </w:tc>
@@ -8161,7 +7432,7 @@
               <w:rPr>
                 <w:rFonts w:ascii="Times New Roman" w:hAnsi="Times New Roman" w:eastAsia="宋体"/>
                 <w:b w:val="0"/>
-                <w:sz w:val="16"/>
+                <w:sz w:val="14"/>
               </w:rPr>
               <w:t>20%</w:t>
             </w:r>
@@ -8182,30 +7453,9 @@
               <w:rPr>
                 <w:rFonts w:ascii="Times New Roman" w:hAnsi="Times New Roman" w:eastAsia="宋体"/>
                 <w:b w:val="0"/>
-                <w:sz w:val="15"/>
-              </w:rPr>
-              <w:t>方案逻辑完整、数据一致、指标可解释，体现权限、追溯和经济决策。</w:t>
-            </w:r>
-          </w:p>
-        </w:tc>
-        <w:tc>
-          <w:tcPr>
-            <w:tcW w:type="dxa" w:w="1400"/>
-            <w:vAlign w:val="center"/>
-          </w:tcPr>
-          <w:p>
-            <w:pPr>
-              <w:keepNext w:val="0"/>
-              <w:spacing w:before="0" w:after="0" w:line="240" w:lineRule="auto"/>
-              <w:jc w:val="center"/>
-            </w:pPr>
-            <w:r>
-              <w:rPr>
-                <w:rFonts w:ascii="Times New Roman" w:hAnsi="Times New Roman" w:eastAsia="宋体"/>
-                <w:b w:val="0"/>
-                <w:sz w:val="15"/>
-              </w:rPr>
-              <w:t>相关课程目标</w:t>
+                <w:sz w:val="14"/>
+              </w:rPr>
+              <w:t>MPS/MRP、负荷、瓶颈和排程逻辑正确</w:t>
             </w:r>
           </w:p>
         </w:tc>
@@ -8224,9 +7474,9 @@
               <w:rPr>
                 <w:rFonts w:ascii="Times New Roman" w:hAnsi="Times New Roman" w:eastAsia="宋体"/>
                 <w:b w:val="0"/>
-                <w:sz w:val="15"/>
-              </w:rPr>
-              <w:t>有主要原始数据</w:t>
+                <w:sz w:val="14"/>
+              </w:rPr>
+              <w:t>方案基本正确</w:t>
             </w:r>
           </w:p>
         </w:tc>
@@ -8245,9 +7495,9 @@
               <w:rPr>
                 <w:rFonts w:ascii="Times New Roman" w:hAnsi="Times New Roman" w:eastAsia="宋体"/>
                 <w:b w:val="0"/>
-                <w:sz w:val="15"/>
-              </w:rPr>
-              <w:t>数据存在缺项但可用于基本分析</w:t>
+                <w:sz w:val="14"/>
+              </w:rPr>
+              <w:t>完成主要分析</w:t>
             </w:r>
           </w:p>
         </w:tc>
@@ -8266,9 +7516,30 @@
               <w:rPr>
                 <w:rFonts w:ascii="Times New Roman" w:hAnsi="Times New Roman" w:eastAsia="宋体"/>
                 <w:b w:val="0"/>
-                <w:sz w:val="15"/>
-              </w:rPr>
-              <w:t>数据缺失、不可用或无法追溯</w:t>
+                <w:sz w:val="14"/>
+              </w:rPr>
+              <w:t>达到最低要求</w:t>
+            </w:r>
+          </w:p>
+        </w:tc>
+        <w:tc>
+          <w:tcPr>
+            <w:tcW w:type="dxa" w:w="1400"/>
+            <w:vAlign w:val="center"/>
+          </w:tcPr>
+          <w:p>
+            <w:pPr>
+              <w:keepNext w:val="0"/>
+              <w:spacing w:before="0" w:after="0" w:line="240" w:lineRule="auto"/>
+              <w:jc w:val="left"/>
+            </w:pPr>
+            <w:r>
+              <w:rPr>
+                <w:rFonts w:ascii="Times New Roman" w:hAnsi="Times New Roman" w:eastAsia="宋体"/>
+                <w:b w:val="0"/>
+                <w:sz w:val="14"/>
+              </w:rPr>
+              <w:t>核心计算或逻辑错误</w:t>
             </w:r>
           </w:p>
         </w:tc>
@@ -8290,10 +7561,10 @@
             <w:r>
               <w:rPr>
                 <w:rFonts w:ascii="Times New Roman" w:hAnsi="Times New Roman" w:eastAsia="宋体"/>
-                <w:b w:val="0"/>
-                <w:sz w:val="16"/>
-              </w:rPr>
-              <w:t>MES执行与追溯</w:t>
+                <w:b/>
+                <w:sz w:val="14"/>
+              </w:rPr>
+              <w:t>MES执行、质量与追溯闭环</w:t>
             </w:r>
           </w:p>
         </w:tc>
@@ -8311,7 +7582,7 @@
               <w:rPr>
                 <w:rFonts w:ascii="Times New Roman" w:hAnsi="Times New Roman" w:eastAsia="宋体"/>
                 <w:b w:val="0"/>
-                <w:sz w:val="16"/>
+                <w:sz w:val="14"/>
               </w:rPr>
               <w:t>20%</w:t>
             </w:r>
@@ -8331,9 +7602,9 @@
               <w:rPr>
                 <w:rFonts w:ascii="Times New Roman" w:hAnsi="Times New Roman" w:eastAsia="宋体"/>
                 <w:b w:val="0"/>
-                <w:sz w:val="15"/>
-              </w:rPr>
-              <w:t>方案逻辑完整、数据一致、指标可解释，体现权限、追溯和经济决策。</w:t>
+                <w:sz w:val="14"/>
+              </w:rPr>
+              <w:t>工单、WIP、质量、设备/物料状态和追溯完整</w:t>
             </w:r>
           </w:p>
         </w:tc>
@@ -8345,15 +7616,15 @@
           <w:p>
             <w:pPr>
               <w:spacing w:line="240" w:lineRule="auto" w:after="0"/>
-              <w:jc w:val="center"/>
+              <w:jc w:val="left"/>
             </w:pPr>
             <w:r>
               <w:rPr>
                 <w:rFonts w:ascii="Times New Roman" w:hAnsi="Times New Roman" w:eastAsia="宋体"/>
                 <w:b w:val="0"/>
-                <w:sz w:val="15"/>
-              </w:rPr>
-              <w:t>相关课程目标</w:t>
+                <w:sz w:val="14"/>
+              </w:rPr>
+              <w:t>闭环较完整</w:t>
             </w:r>
           </w:p>
         </w:tc>
@@ -8371,9 +7642,9 @@
               <w:rPr>
                 <w:rFonts w:ascii="Times New Roman" w:hAnsi="Times New Roman" w:eastAsia="宋体"/>
                 <w:b w:val="0"/>
-                <w:sz w:val="15"/>
-              </w:rPr>
-              <w:t>完成主要处理</w:t>
+                <w:sz w:val="14"/>
+              </w:rPr>
+              <w:t>完成主要闭环</w:t>
             </w:r>
           </w:p>
         </w:tc>
@@ -8391,9 +7662,9 @@
               <w:rPr>
                 <w:rFonts w:ascii="Times New Roman" w:hAnsi="Times New Roman" w:eastAsia="宋体"/>
                 <w:b w:val="0"/>
-                <w:sz w:val="15"/>
-              </w:rPr>
-              <w:t>经指导完成基础处理</w:t>
+                <w:sz w:val="14"/>
+              </w:rPr>
+              <w:t>存在明显缺项</w:t>
             </w:r>
           </w:p>
         </w:tc>
@@ -8411,9 +7682,9 @@
               <w:rPr>
                 <w:rFonts w:ascii="Times New Roman" w:hAnsi="Times New Roman" w:eastAsia="宋体"/>
                 <w:b w:val="0"/>
-                <w:sz w:val="15"/>
-              </w:rPr>
-              <w:t>处理错误或结果无法复现</w:t>
+                <w:sz w:val="14"/>
+              </w:rPr>
+              <w:t>无法形成执行闭环</w:t>
             </w:r>
           </w:p>
         </w:tc>
@@ -8435,10 +7706,10 @@
             <w:r>
               <w:rPr>
                 <w:rFonts w:ascii="Times New Roman" w:hAnsi="Times New Roman" w:eastAsia="宋体"/>
-                <w:b w:val="0"/>
-                <w:sz w:val="16"/>
-              </w:rPr>
-              <w:t>ERP-MES集成</w:t>
+                <w:b/>
+                <w:sz w:val="14"/>
+              </w:rPr>
+              <w:t>ERP-MES集成与数据一致性</w:t>
             </w:r>
           </w:p>
         </w:tc>
@@ -8456,7 +7727,7 @@
               <w:rPr>
                 <w:rFonts w:ascii="Times New Roman" w:hAnsi="Times New Roman" w:eastAsia="宋体"/>
                 <w:b w:val="0"/>
-                <w:sz w:val="16"/>
+                <w:sz w:val="14"/>
               </w:rPr>
               <w:t>15%</w:t>
             </w:r>
@@ -8476,9 +7747,9 @@
               <w:rPr>
                 <w:rFonts w:ascii="Times New Roman" w:hAnsi="Times New Roman" w:eastAsia="宋体"/>
                 <w:b w:val="0"/>
-                <w:sz w:val="15"/>
-              </w:rPr>
-              <w:t>方案逻辑完整、数据一致、指标可解释，体现权限、追溯和经济决策。</w:t>
+                <w:sz w:val="14"/>
+              </w:rPr>
+              <w:t>接口、同步、权限和异常处理清楚</w:t>
             </w:r>
           </w:p>
         </w:tc>
@@ -8490,15 +7761,15 @@
           <w:p>
             <w:pPr>
               <w:spacing w:line="240" w:lineRule="auto" w:after="0"/>
-              <w:jc w:val="center"/>
+              <w:jc w:val="left"/>
             </w:pPr>
             <w:r>
               <w:rPr>
                 <w:rFonts w:ascii="Times New Roman" w:hAnsi="Times New Roman" w:eastAsia="宋体"/>
                 <w:b w:val="0"/>
-                <w:sz w:val="15"/>
-              </w:rPr>
-              <w:t>相关课程目标</w:t>
+                <w:sz w:val="14"/>
+              </w:rPr>
+              <w:t>基本清楚</w:t>
             </w:r>
           </w:p>
         </w:tc>
@@ -8516,9 +7787,9 @@
               <w:rPr>
                 <w:rFonts w:ascii="Times New Roman" w:hAnsi="Times New Roman" w:eastAsia="宋体"/>
                 <w:b w:val="0"/>
-                <w:sz w:val="15"/>
-              </w:rPr>
-              <w:t>有基本结果解释</w:t>
+                <w:sz w:val="14"/>
+              </w:rPr>
+              <w:t>主要接口正确</w:t>
             </w:r>
           </w:p>
         </w:tc>
@@ -8536,9 +7807,9 @@
               <w:rPr>
                 <w:rFonts w:ascii="Times New Roman" w:hAnsi="Times New Roman" w:eastAsia="宋体"/>
                 <w:b w:val="0"/>
-                <w:sz w:val="15"/>
-              </w:rPr>
-              <w:t>解释较弱但达到最低要求</w:t>
+                <w:sz w:val="14"/>
+              </w:rPr>
+              <w:t>达到最低要求</w:t>
             </w:r>
           </w:p>
         </w:tc>
@@ -8556,9 +7827,9 @@
               <w:rPr>
                 <w:rFonts w:ascii="Times New Roman" w:hAnsi="Times New Roman" w:eastAsia="宋体"/>
                 <w:b w:val="0"/>
-                <w:sz w:val="15"/>
-              </w:rPr>
-              <w:t>无有效解释或结论明显错误</w:t>
+                <w:sz w:val="14"/>
+              </w:rPr>
+              <w:t>接口或数据关系混乱</w:t>
             </w:r>
           </w:p>
         </w:tc>
@@ -8580,10 +7851,10 @@
             <w:r>
               <w:rPr>
                 <w:rFonts w:ascii="Times New Roman" w:hAnsi="Times New Roman" w:eastAsia="宋体"/>
-                <w:b w:val="0"/>
-                <w:sz w:val="16"/>
-              </w:rPr>
-              <w:t>KPI成本与改进</w:t>
+                <w:b/>
+                <w:sz w:val="14"/>
+              </w:rPr>
+              <w:t>KPI、成本与持续改进</w:t>
             </w:r>
           </w:p>
         </w:tc>
@@ -8601,9 +7872,9 @@
               <w:rPr>
                 <w:rFonts w:ascii="Times New Roman" w:hAnsi="Times New Roman" w:eastAsia="宋体"/>
                 <w:b w:val="0"/>
-                <w:sz w:val="16"/>
-              </w:rPr>
-              <w:t>15%</w:t>
+                <w:sz w:val="14"/>
+              </w:rPr>
+              <w:t>10%</w:t>
             </w:r>
           </w:p>
         </w:tc>
@@ -8621,9 +7892,9 @@
               <w:rPr>
                 <w:rFonts w:ascii="Times New Roman" w:hAnsi="Times New Roman" w:eastAsia="宋体"/>
                 <w:b w:val="0"/>
-                <w:sz w:val="15"/>
-              </w:rPr>
-              <w:t>方案逻辑完整、数据一致、指标可解释，体现权限、追溯和经济决策。</w:t>
+                <w:sz w:val="14"/>
+              </w:rPr>
+              <w:t>指标与经济评价充分，改进有依据</w:t>
             </w:r>
           </w:p>
         </w:tc>
@@ -8635,15 +7906,15 @@
           <w:p>
             <w:pPr>
               <w:spacing w:line="240" w:lineRule="auto" w:after="0"/>
-              <w:jc w:val="center"/>
+              <w:jc w:val="left"/>
             </w:pPr>
             <w:r>
               <w:rPr>
                 <w:rFonts w:ascii="Times New Roman" w:hAnsi="Times New Roman" w:eastAsia="宋体"/>
                 <w:b w:val="0"/>
-                <w:sz w:val="15"/>
-              </w:rPr>
-              <w:t>相关课程目标</w:t>
+                <w:sz w:val="14"/>
+              </w:rPr>
+              <w:t>评价较充分</w:t>
             </w:r>
           </w:p>
         </w:tc>
@@ -8661,9 +7932,9 @@
               <w:rPr>
                 <w:rFonts w:ascii="Times New Roman" w:hAnsi="Times New Roman" w:eastAsia="宋体"/>
                 <w:b w:val="0"/>
-                <w:sz w:val="15"/>
-              </w:rPr>
-              <w:t>完成主要内容</w:t>
+                <w:sz w:val="14"/>
+              </w:rPr>
+              <w:t>有基本评价</w:t>
             </w:r>
           </w:p>
         </w:tc>
@@ -8681,9 +7952,9 @@
               <w:rPr>
                 <w:rFonts w:ascii="Times New Roman" w:hAnsi="Times New Roman" w:eastAsia="宋体"/>
                 <w:b w:val="0"/>
-                <w:sz w:val="15"/>
-              </w:rPr>
-              <w:t>存在明显缺项</w:t>
+                <w:sz w:val="14"/>
+              </w:rPr>
+              <w:t>评价较弱</w:t>
             </w:r>
           </w:p>
         </w:tc>
@@ -8701,9 +7972,9 @@
               <w:rPr>
                 <w:rFonts w:ascii="Times New Roman" w:hAnsi="Times New Roman" w:eastAsia="宋体"/>
                 <w:b w:val="0"/>
-                <w:sz w:val="15"/>
-              </w:rPr>
-              <w:t>报告缺失或无法核验</w:t>
+                <w:sz w:val="14"/>
+              </w:rPr>
+              <w:t>无有效评价</w:t>
             </w:r>
           </w:p>
         </w:tc>
@@ -8717,15 +7988,15 @@
           <w:p>
             <w:pPr>
               <w:spacing w:line="240" w:lineRule="auto" w:after="0"/>
-              <w:jc w:val="center"/>
+              <w:jc w:val="left"/>
             </w:pPr>
             <w:r>
               <w:rPr>
                 <w:rFonts w:ascii="Times New Roman" w:hAnsi="Times New Roman" w:eastAsia="宋体"/>
                 <w:b/>
-                <w:sz w:val="16"/>
-              </w:rPr>
-              <w:t>合计</w:t>
+                <w:sz w:val="14"/>
+              </w:rPr>
+              <w:t>个人答辩/核验</w:t>
             </w:r>
           </w:p>
         </w:tc>
@@ -8742,10 +8013,10 @@
             <w:r>
               <w:rPr>
                 <w:rFonts w:ascii="Times New Roman" w:hAnsi="Times New Roman" w:eastAsia="宋体"/>
-                <w:b/>
-                <w:sz w:val="16"/>
-              </w:rPr>
-              <w:t>100%</w:t>
+                <w:b w:val="0"/>
+                <w:sz w:val="14"/>
+              </w:rPr>
+              <w:t>15%</w:t>
             </w:r>
           </w:p>
         </w:tc>
@@ -8757,93 +8028,223 @@
           <w:p>
             <w:pPr>
               <w:spacing w:line="240" w:lineRule="auto" w:after="0"/>
-              <w:jc w:val="center"/>
+              <w:jc w:val="left"/>
+            </w:pPr>
+            <w:r>
+              <w:rPr>
+                <w:rFonts w:ascii="Times New Roman" w:hAnsi="Times New Roman" w:eastAsia="宋体"/>
+                <w:b w:val="0"/>
+                <w:sz w:val="14"/>
+              </w:rPr>
+              <w:t>能独立解释并现场完成指定计算/修改，说明边界</w:t>
+            </w:r>
+          </w:p>
+        </w:tc>
+        <w:tc>
+          <w:tcPr>
+            <w:tcW w:type="dxa" w:w="1400"/>
+            <w:vAlign w:val="center"/>
+          </w:tcPr>
+          <w:p>
+            <w:pPr>
+              <w:spacing w:line="240" w:lineRule="auto" w:after="0"/>
+              <w:jc w:val="left"/>
+            </w:pPr>
+            <w:r>
+              <w:rPr>
+                <w:rFonts w:ascii="Times New Roman" w:hAnsi="Times New Roman" w:eastAsia="宋体"/>
+                <w:b w:val="0"/>
+                <w:sz w:val="14"/>
+              </w:rPr>
+              <w:t>解释基本完整</w:t>
+            </w:r>
+          </w:p>
+        </w:tc>
+        <w:tc>
+          <w:tcPr>
+            <w:tcW w:type="dxa" w:w="1400"/>
+            <w:vAlign w:val="center"/>
+          </w:tcPr>
+          <w:p>
+            <w:pPr>
+              <w:spacing w:line="240" w:lineRule="auto" w:after="0"/>
+              <w:jc w:val="left"/>
+            </w:pPr>
+            <w:r>
+              <w:rPr>
+                <w:rFonts w:ascii="Times New Roman" w:hAnsi="Times New Roman" w:eastAsia="宋体"/>
+                <w:b w:val="0"/>
+                <w:sz w:val="14"/>
+              </w:rPr>
+              <w:t>能回答主要问题</w:t>
+            </w:r>
+          </w:p>
+        </w:tc>
+        <w:tc>
+          <w:tcPr>
+            <w:tcW w:type="dxa" w:w="1400"/>
+            <w:vAlign w:val="center"/>
+          </w:tcPr>
+          <w:p>
+            <w:pPr>
+              <w:spacing w:line="240" w:lineRule="auto" w:after="0"/>
+              <w:jc w:val="left"/>
+            </w:pPr>
+            <w:r>
+              <w:rPr>
+                <w:rFonts w:ascii="Times New Roman" w:hAnsi="Times New Roman" w:eastAsia="宋体"/>
+                <w:b w:val="0"/>
+                <w:sz w:val="14"/>
+              </w:rPr>
+              <w:t>经提示达到基本要求</w:t>
+            </w:r>
+          </w:p>
+        </w:tc>
+        <w:tc>
+          <w:tcPr>
+            <w:tcW w:type="dxa" w:w="1400"/>
+            <w:vAlign w:val="center"/>
+          </w:tcPr>
+          <w:p>
+            <w:pPr>
+              <w:spacing w:line="240" w:lineRule="auto" w:after="0"/>
+              <w:jc w:val="left"/>
+            </w:pPr>
+            <w:r>
+              <w:rPr>
+                <w:rFonts w:ascii="Times New Roman" w:hAnsi="Times New Roman" w:eastAsia="宋体"/>
+                <w:b w:val="0"/>
+                <w:sz w:val="14"/>
+              </w:rPr>
+              <w:t>无法证明个人掌握</w:t>
+            </w:r>
+          </w:p>
+        </w:tc>
+      </w:tr>
+      <w:tr>
+        <w:tc>
+          <w:tcPr>
+            <w:tcW w:type="dxa" w:w="1350"/>
+          </w:tcPr>
+          <w:p>
+            <w:pPr>
+              <w:jc w:val="left"/>
             </w:pPr>
             <w:r>
               <w:rPr>
                 <w:rFonts w:ascii="Times New Roman" w:hAnsi="Times New Roman" w:eastAsia="宋体"/>
                 <w:b/>
-                <w:sz w:val="16"/>
-              </w:rPr>
-            </w:r>
-          </w:p>
-        </w:tc>
-        <w:tc>
-          <w:tcPr>
-            <w:tcW w:type="dxa" w:w="1400"/>
-            <w:vAlign w:val="center"/>
-          </w:tcPr>
-          <w:p>
-            <w:pPr>
-              <w:spacing w:line="240" w:lineRule="auto" w:after="0"/>
+                <w:sz w:val="15"/>
+              </w:rPr>
+              <w:t>合计</w:t>
+            </w:r>
+          </w:p>
+        </w:tc>
+        <w:tc>
+          <w:tcPr>
+            <w:tcW w:type="dxa" w:w="700"/>
+          </w:tcPr>
+          <w:p>
+            <w:pPr>
               <w:jc w:val="center"/>
             </w:pPr>
             <w:r>
               <w:rPr>
                 <w:rFonts w:ascii="Times New Roman" w:hAnsi="Times New Roman" w:eastAsia="宋体"/>
                 <w:b/>
-                <w:sz w:val="16"/>
-              </w:rPr>
+                <w:sz w:val="15"/>
+              </w:rPr>
+              <w:t>100%</w:t>
             </w:r>
           </w:p>
         </w:tc>
         <w:tc>
           <w:tcPr>
             <w:tcW w:type="dxa" w:w="1400"/>
-            <w:vAlign w:val="center"/>
-          </w:tcPr>
-          <w:p>
-            <w:pPr>
-              <w:spacing w:line="240" w:lineRule="auto" w:after="0"/>
+          </w:tcPr>
+          <w:p>
+            <w:pPr>
               <w:jc w:val="left"/>
             </w:pPr>
             <w:r>
               <w:rPr>
                 <w:rFonts w:ascii="Times New Roman" w:hAnsi="Times New Roman" w:eastAsia="宋体"/>
-                <w:b w:val="0"/>
+                <w:b/>
                 <w:sz w:val="15"/>
               </w:rPr>
-              <w:t>达到基本目标</w:t>
+              <w:t>—</w:t>
             </w:r>
           </w:p>
         </w:tc>
         <w:tc>
           <w:tcPr>
             <w:tcW w:type="dxa" w:w="1400"/>
-            <w:vAlign w:val="center"/>
-          </w:tcPr>
-          <w:p>
-            <w:pPr>
-              <w:spacing w:line="240" w:lineRule="auto" w:after="0"/>
+          </w:tcPr>
+          <w:p>
+            <w:pPr>
               <w:jc w:val="left"/>
             </w:pPr>
             <w:r>
               <w:rPr>
                 <w:rFonts w:ascii="Times New Roman" w:hAnsi="Times New Roman" w:eastAsia="宋体"/>
-                <w:b w:val="0"/>
+                <w:b/>
                 <w:sz w:val="15"/>
               </w:rPr>
-              <w:t>勉强达到最低目标</w:t>
+              <w:t>—</w:t>
             </w:r>
           </w:p>
         </w:tc>
         <w:tc>
           <w:tcPr>
             <w:tcW w:type="dxa" w:w="1400"/>
-            <w:vAlign w:val="center"/>
-          </w:tcPr>
-          <w:p>
-            <w:pPr>
-              <w:spacing w:line="240" w:lineRule="auto" w:after="0"/>
+          </w:tcPr>
+          <w:p>
+            <w:pPr>
               <w:jc w:val="left"/>
             </w:pPr>
             <w:r>
               <w:rPr>
                 <w:rFonts w:ascii="Times New Roman" w:hAnsi="Times New Roman" w:eastAsia="宋体"/>
-                <w:b w:val="0"/>
+                <w:b/>
                 <w:sz w:val="15"/>
               </w:rPr>
-              <w:t>未达到实验目标</w:t>
+              <w:t>—</w:t>
+            </w:r>
+          </w:p>
+        </w:tc>
+        <w:tc>
+          <w:tcPr>
+            <w:tcW w:type="dxa" w:w="1400"/>
+          </w:tcPr>
+          <w:p>
+            <w:pPr>
+              <w:jc w:val="left"/>
+            </w:pPr>
+            <w:r>
+              <w:rPr>
+                <w:rFonts w:ascii="Times New Roman" w:hAnsi="Times New Roman" w:eastAsia="宋体"/>
+                <w:b/>
+                <w:sz w:val="15"/>
+              </w:rPr>
+              <w:t>—</w:t>
+            </w:r>
+          </w:p>
+        </w:tc>
+        <w:tc>
+          <w:tcPr>
+            <w:tcW w:type="dxa" w:w="1400"/>
+          </w:tcPr>
+          <w:p>
+            <w:pPr>
+              <w:jc w:val="left"/>
+            </w:pPr>
+            <w:r>
+              <w:rPr>
+                <w:rFonts w:ascii="Times New Roman" w:hAnsi="Times New Roman" w:eastAsia="宋体"/>
+                <w:b/>
+                <w:sz w:val="15"/>
+              </w:rPr>
+              <w:t>—</w:t>
             </w:r>
           </w:p>
         </w:tc>
@@ -8858,778 +8259,10 @@
       <w:r>
         <w:rPr>
           <w:rFonts w:ascii="Times New Roman" w:hAnsi="Times New Roman" w:eastAsia="宋体"/>
-          <w:b w:val="0"/>
-          <w:sz w:val="21"/>
-        </w:rPr>
-        <w:t>（4）个人核验与答辩评分标准</w:t>
-      </w:r>
-    </w:p>
-    <w:tbl>
-      <w:tblPr>
-        <w:tblW w:type="auto" w:w="0"/>
-        <w:jc w:val="center"/>
-        <w:tblLayout w:type="fixed"/>
-        <w:tblLook w:firstColumn="1" w:firstRow="1" w:lastColumn="0" w:lastRow="0" w:noHBand="0" w:noVBand="1" w:val="04A0"/>
-        <w:tblBorders>
-          <w:top w:val="single" w:sz="4" w:color="000000" w:space="0"/>
-          <w:left w:val="single" w:sz="4" w:color="000000" w:space="0"/>
-          <w:bottom w:val="single" w:sz="4" w:color="000000" w:space="0"/>
-          <w:right w:val="single" w:sz="4" w:color="000000" w:space="0"/>
-          <w:insideH w:val="single" w:sz="4" w:color="000000" w:space="0"/>
-          <w:insideV w:val="single" w:sz="4" w:color="000000" w:space="0"/>
-        </w:tblBorders>
-      </w:tblPr>
-      <w:tblGrid>
-        <w:gridCol w:w="1550"/>
-        <w:gridCol w:w="850"/>
-        <w:gridCol w:w="5200"/>
-        <w:gridCol w:w="1450"/>
-      </w:tblGrid>
-      <w:tr>
-        <w:trPr>
-          <w:tblHeader w:val="true"/>
-        </w:trPr>
-        <w:tc>
-          <w:tcPr>
-            <w:tcW w:type="dxa" w:w="1550"/>
-            <w:vAlign w:val="center"/>
-            <w:tcMar>
-              <w:top w:w="60" w:type="dxa"/>
-              <w:bottom w:w="60" w:type="dxa"/>
-              <w:start w:w="65" w:type="dxa"/>
-              <w:end w:w="65" w:type="dxa"/>
-            </w:tcMar>
-          </w:tcPr>
-          <w:p>
-            <w:pPr>
-              <w:keepNext w:val="0"/>
-              <w:spacing w:before="0" w:after="0" w:line="252" w:lineRule="auto"/>
-              <w:jc w:val="center"/>
-            </w:pPr>
-            <w:r>
-              <w:rPr>
-                <w:rFonts w:ascii="Times New Roman" w:hAnsi="Times New Roman" w:eastAsia="宋体" w:cs="Times New Roman"/>
-                <w:b/>
-                <w:sz w:val="17"/>
-              </w:rPr>
-              <w:t>考核内容</w:t>
-            </w:r>
-          </w:p>
-        </w:tc>
-        <w:tc>
-          <w:tcPr>
-            <w:tcW w:type="dxa" w:w="850"/>
-            <w:vAlign w:val="center"/>
-            <w:tcMar>
-              <w:top w:w="60" w:type="dxa"/>
-              <w:bottom w:w="60" w:type="dxa"/>
-              <w:start w:w="65" w:type="dxa"/>
-              <w:end w:w="65" w:type="dxa"/>
-            </w:tcMar>
-          </w:tcPr>
-          <w:p>
-            <w:pPr>
-              <w:keepNext w:val="0"/>
-              <w:spacing w:before="0" w:after="0" w:line="252" w:lineRule="auto"/>
-              <w:jc w:val="center"/>
-            </w:pPr>
-            <w:r>
-              <w:rPr>
-                <w:rFonts w:ascii="Times New Roman" w:hAnsi="Times New Roman" w:eastAsia="宋体" w:cs="Times New Roman"/>
-                <w:b/>
-                <w:sz w:val="17"/>
-              </w:rPr>
-              <w:t>成绩占比</w:t>
-            </w:r>
-          </w:p>
-        </w:tc>
-        <w:tc>
-          <w:tcPr>
-            <w:tcW w:type="dxa" w:w="5200"/>
-            <w:vAlign w:val="center"/>
-            <w:tcMar>
-              <w:top w:w="60" w:type="dxa"/>
-              <w:bottom w:w="60" w:type="dxa"/>
-              <w:start w:w="65" w:type="dxa"/>
-              <w:end w:w="65" w:type="dxa"/>
-            </w:tcMar>
-          </w:tcPr>
-          <w:p>
-            <w:pPr>
-              <w:keepNext w:val="0"/>
-              <w:spacing w:before="0" w:after="0" w:line="240" w:lineRule="auto"/>
-              <w:jc w:val="center"/>
-            </w:pPr>
-            <w:r>
-              <w:rPr>
-                <w:rFonts w:ascii="Times New Roman" w:hAnsi="Times New Roman" w:eastAsia="宋体" w:cs="Times New Roman"/>
-                <w:b/>
-                <w:sz w:val="16"/>
-              </w:rPr>
-              <w:t>考点与要求</w:t>
-            </w:r>
-          </w:p>
-        </w:tc>
-        <w:tc>
-          <w:tcPr>
-            <w:tcW w:type="dxa" w:w="1450"/>
-            <w:vAlign w:val="center"/>
-            <w:tcMar>
-              <w:top w:w="60" w:type="dxa"/>
-              <w:bottom w:w="60" w:type="dxa"/>
-              <w:start w:w="65" w:type="dxa"/>
-              <w:end w:w="65" w:type="dxa"/>
-            </w:tcMar>
-          </w:tcPr>
-          <w:p>
-            <w:pPr>
-              <w:keepNext w:val="0"/>
-              <w:spacing w:before="0" w:after="0" w:line="252" w:lineRule="auto"/>
-              <w:jc w:val="center"/>
-            </w:pPr>
-            <w:r>
-              <w:rPr>
-                <w:rFonts w:ascii="Times New Roman" w:hAnsi="Times New Roman" w:eastAsia="宋体" w:cs="Times New Roman"/>
-                <w:b/>
-                <w:sz w:val="17"/>
-              </w:rPr>
-              <w:t>课程目标</w:t>
-            </w:r>
-          </w:p>
-        </w:tc>
-      </w:tr>
-      <w:tr>
-        <w:trPr>
-          <w:cantSplit/>
-        </w:trPr>
-        <w:tc>
-          <w:tcPr>
-            <w:tcW w:type="dxa" w:w="1550"/>
-            <w:vAlign w:val="center"/>
-          </w:tcPr>
-          <w:p>
-            <w:pPr>
-              <w:keepNext w:val="0"/>
-              <w:spacing w:before="0" w:after="0" w:line="240" w:lineRule="auto"/>
-              <w:jc w:val="left"/>
-            </w:pPr>
-            <w:r>
-              <w:rPr>
-                <w:rFonts w:ascii="Times New Roman" w:hAnsi="Times New Roman" w:eastAsia="宋体"/>
-                <w:b w:val="0"/>
-                <w:sz w:val="16"/>
-              </w:rPr>
-              <w:t>ERP/MES边界说明</w:t>
-            </w:r>
-          </w:p>
-        </w:tc>
-        <w:tc>
-          <w:tcPr>
-            <w:tcW w:type="dxa" w:w="850"/>
-            <w:vAlign w:val="center"/>
-          </w:tcPr>
-          <w:p>
-            <w:pPr>
-              <w:keepNext w:val="0"/>
-              <w:spacing w:before="0" w:after="0" w:line="240" w:lineRule="auto"/>
-              <w:jc w:val="center"/>
-            </w:pPr>
-            <w:r>
-              <w:rPr>
-                <w:rFonts w:ascii="Times New Roman" w:hAnsi="Times New Roman" w:eastAsia="宋体"/>
-                <w:b w:val="0"/>
-                <w:sz w:val="16"/>
-              </w:rPr>
-              <w:t>15%</w:t>
-            </w:r>
-          </w:p>
-        </w:tc>
-        <w:tc>
-          <w:tcPr>
-            <w:tcW w:type="dxa" w:w="5200"/>
-            <w:vAlign w:val="center"/>
-          </w:tcPr>
-          <w:p>
-            <w:pPr>
-              <w:keepNext w:val="0"/>
-              <w:spacing w:before="0" w:after="0" w:line="240" w:lineRule="auto"/>
-              <w:jc w:val="left"/>
-            </w:pPr>
-            <w:r>
-              <w:rPr>
-                <w:rFonts w:ascii="Times New Roman" w:hAnsi="Times New Roman" w:eastAsia="宋体"/>
-                <w:b w:val="0"/>
-                <w:sz w:val="15"/>
-              </w:rPr>
-              <w:t>能够独立计算、解释或修改方案，并说明数据、权限和决策边界。</w:t>
-            </w:r>
-          </w:p>
-        </w:tc>
-        <w:tc>
-          <w:tcPr>
-            <w:tcW w:type="dxa" w:w="1450"/>
-            <w:vAlign w:val="center"/>
-          </w:tcPr>
-          <w:p>
-            <w:pPr>
-              <w:keepNext w:val="0"/>
-              <w:spacing w:before="0" w:after="0" w:line="240" w:lineRule="auto"/>
-              <w:jc w:val="center"/>
-            </w:pPr>
-            <w:r>
-              <w:rPr>
-                <w:rFonts w:ascii="Times New Roman" w:hAnsi="Times New Roman" w:eastAsia="宋体"/>
-                <w:b w:val="0"/>
-                <w:sz w:val="15"/>
-              </w:rPr>
-              <w:t>相关课程目标</w:t>
-            </w:r>
-          </w:p>
-        </w:tc>
-      </w:tr>
-      <w:tr>
-        <w:trPr>
-          <w:cantSplit/>
-        </w:trPr>
-        <w:tc>
-          <w:tcPr>
-            <w:tcW w:type="dxa" w:w="1550"/>
-            <w:vAlign w:val="center"/>
-          </w:tcPr>
-          <w:p>
-            <w:pPr>
-              <w:keepNext w:val="0"/>
-              <w:spacing w:before="0" w:after="0" w:line="240" w:lineRule="auto"/>
-              <w:jc w:val="left"/>
-            </w:pPr>
-            <w:r>
-              <w:rPr>
-                <w:rFonts w:ascii="Times New Roman" w:hAnsi="Times New Roman" w:eastAsia="宋体"/>
-                <w:b w:val="0"/>
-                <w:sz w:val="16"/>
-              </w:rPr>
-              <w:t>MPS/MRP现场计算</w:t>
-            </w:r>
-          </w:p>
-        </w:tc>
-        <w:tc>
-          <w:tcPr>
-            <w:tcW w:type="dxa" w:w="850"/>
-            <w:vAlign w:val="center"/>
-          </w:tcPr>
-          <w:p>
-            <w:pPr>
-              <w:keepNext w:val="0"/>
-              <w:spacing w:before="0" w:after="0" w:line="240" w:lineRule="auto"/>
-              <w:jc w:val="center"/>
-            </w:pPr>
-            <w:r>
-              <w:rPr>
-                <w:rFonts w:ascii="Times New Roman" w:hAnsi="Times New Roman" w:eastAsia="宋体"/>
-                <w:b w:val="0"/>
-                <w:sz w:val="16"/>
-              </w:rPr>
-              <w:t>20%</w:t>
-            </w:r>
-          </w:p>
-        </w:tc>
-        <w:tc>
-          <w:tcPr>
-            <w:tcW w:type="dxa" w:w="5200"/>
-            <w:vAlign w:val="center"/>
-          </w:tcPr>
-          <w:p>
-            <w:pPr>
-              <w:keepNext w:val="0"/>
-              <w:spacing w:before="0" w:after="0" w:line="240" w:lineRule="auto"/>
-              <w:jc w:val="left"/>
-            </w:pPr>
-            <w:r>
-              <w:rPr>
-                <w:rFonts w:ascii="Times New Roman" w:hAnsi="Times New Roman" w:eastAsia="宋体"/>
-                <w:b w:val="0"/>
-                <w:sz w:val="15"/>
-              </w:rPr>
-              <w:t>能够独立计算、解释或修改方案，并说明数据、权限和决策边界。</w:t>
-            </w:r>
-          </w:p>
-        </w:tc>
-        <w:tc>
-          <w:tcPr>
-            <w:tcW w:type="dxa" w:w="1450"/>
-            <w:vAlign w:val="center"/>
-          </w:tcPr>
-          <w:p>
-            <w:pPr>
-              <w:keepNext w:val="0"/>
-              <w:spacing w:before="0" w:after="0" w:line="240" w:lineRule="auto"/>
-              <w:jc w:val="center"/>
-            </w:pPr>
-            <w:r>
-              <w:rPr>
-                <w:rFonts w:ascii="Times New Roman" w:hAnsi="Times New Roman" w:eastAsia="宋体"/>
-                <w:b w:val="0"/>
-                <w:sz w:val="15"/>
-              </w:rPr>
-              <w:t>相关课程目标</w:t>
-            </w:r>
-          </w:p>
-        </w:tc>
-      </w:tr>
-      <w:tr>
-        <w:trPr>
-          <w:cantSplit/>
-        </w:trPr>
-        <w:tc>
-          <w:tcPr>
-            <w:tcW w:type="dxa" w:w="1550"/>
-            <w:vAlign w:val="center"/>
-          </w:tcPr>
-          <w:p>
-            <w:pPr>
-              <w:keepNext w:val="0"/>
-              <w:spacing w:before="0" w:after="0" w:line="240" w:lineRule="auto"/>
-              <w:jc w:val="left"/>
-            </w:pPr>
-            <w:r>
-              <w:rPr>
-                <w:rFonts w:ascii="Times New Roman" w:hAnsi="Times New Roman" w:eastAsia="宋体"/>
-                <w:b w:val="0"/>
-                <w:sz w:val="16"/>
-              </w:rPr>
-              <w:t>能力/排程解释</w:t>
-            </w:r>
-          </w:p>
-        </w:tc>
-        <w:tc>
-          <w:tcPr>
-            <w:tcW w:type="dxa" w:w="850"/>
-            <w:vAlign w:val="center"/>
-          </w:tcPr>
-          <w:p>
-            <w:pPr>
-              <w:keepNext w:val="0"/>
-              <w:spacing w:before="0" w:after="0" w:line="240" w:lineRule="auto"/>
-              <w:jc w:val="center"/>
-            </w:pPr>
-            <w:r>
-              <w:rPr>
-                <w:rFonts w:ascii="Times New Roman" w:hAnsi="Times New Roman" w:eastAsia="宋体"/>
-                <w:b w:val="0"/>
-                <w:sz w:val="16"/>
-              </w:rPr>
-              <w:t>20%</w:t>
-            </w:r>
-          </w:p>
-        </w:tc>
-        <w:tc>
-          <w:tcPr>
-            <w:tcW w:type="dxa" w:w="5200"/>
-            <w:vAlign w:val="center"/>
-          </w:tcPr>
-          <w:p>
-            <w:pPr>
-              <w:keepNext w:val="0"/>
-              <w:spacing w:before="0" w:after="0" w:line="240" w:lineRule="auto"/>
-              <w:jc w:val="left"/>
-            </w:pPr>
-            <w:r>
-              <w:rPr>
-                <w:rFonts w:ascii="Times New Roman" w:hAnsi="Times New Roman" w:eastAsia="宋体"/>
-                <w:b w:val="0"/>
-                <w:sz w:val="15"/>
-              </w:rPr>
-              <w:t>能够独立计算、解释或修改方案，并说明数据、权限和决策边界。</w:t>
-            </w:r>
-          </w:p>
-        </w:tc>
-        <w:tc>
-          <w:tcPr>
-            <w:tcW w:type="dxa" w:w="1450"/>
-            <w:vAlign w:val="center"/>
-          </w:tcPr>
-          <w:p>
-            <w:pPr>
-              <w:keepNext w:val="0"/>
-              <w:spacing w:before="0" w:after="0" w:line="240" w:lineRule="auto"/>
-              <w:jc w:val="center"/>
-            </w:pPr>
-            <w:r>
-              <w:rPr>
-                <w:rFonts w:ascii="Times New Roman" w:hAnsi="Times New Roman" w:eastAsia="宋体"/>
-                <w:b w:val="0"/>
-                <w:sz w:val="15"/>
-              </w:rPr>
-              <w:t>相关课程目标</w:t>
-            </w:r>
-          </w:p>
-        </w:tc>
-      </w:tr>
-      <w:tr>
-        <w:trPr>
-          <w:cantSplit/>
-        </w:trPr>
-        <w:tc>
-          <w:tcPr>
-            <w:tcW w:type="dxa" w:w="1550"/>
-            <w:vAlign w:val="center"/>
-          </w:tcPr>
-          <w:p>
-            <w:pPr>
-              <w:keepNext w:val="0"/>
-              <w:spacing w:before="0" w:after="0" w:line="240" w:lineRule="auto"/>
-              <w:jc w:val="left"/>
-            </w:pPr>
-            <w:r>
-              <w:rPr>
-                <w:rFonts w:ascii="Times New Roman" w:hAnsi="Times New Roman" w:eastAsia="宋体"/>
-                <w:b w:val="0"/>
-                <w:sz w:val="16"/>
-              </w:rPr>
-              <w:t>工单与异常闭环</w:t>
-            </w:r>
-          </w:p>
-        </w:tc>
-        <w:tc>
-          <w:tcPr>
-            <w:tcW w:type="dxa" w:w="850"/>
-            <w:vAlign w:val="center"/>
-          </w:tcPr>
-          <w:p>
-            <w:pPr>
-              <w:keepNext w:val="0"/>
-              <w:spacing w:before="0" w:after="0" w:line="240" w:lineRule="auto"/>
-              <w:jc w:val="center"/>
-            </w:pPr>
-            <w:r>
-              <w:rPr>
-                <w:rFonts w:ascii="Times New Roman" w:hAnsi="Times New Roman" w:eastAsia="宋体"/>
-                <w:b w:val="0"/>
-                <w:sz w:val="16"/>
-              </w:rPr>
-              <w:t>15%</w:t>
-            </w:r>
-          </w:p>
-        </w:tc>
-        <w:tc>
-          <w:tcPr>
-            <w:tcW w:type="dxa" w:w="5200"/>
-            <w:vAlign w:val="center"/>
-          </w:tcPr>
-          <w:p>
-            <w:pPr>
-              <w:keepNext w:val="0"/>
-              <w:spacing w:before="0" w:after="0" w:line="240" w:lineRule="auto"/>
-              <w:jc w:val="left"/>
-            </w:pPr>
-            <w:r>
-              <w:rPr>
-                <w:rFonts w:ascii="Times New Roman" w:hAnsi="Times New Roman" w:eastAsia="宋体"/>
-                <w:b w:val="0"/>
-                <w:sz w:val="15"/>
-              </w:rPr>
-              <w:t>能够独立计算、解释或修改方案，并说明数据、权限和决策边界。</w:t>
-            </w:r>
-          </w:p>
-        </w:tc>
-        <w:tc>
-          <w:tcPr>
-            <w:tcW w:type="dxa" w:w="1450"/>
-            <w:vAlign w:val="center"/>
-          </w:tcPr>
-          <w:p>
-            <w:pPr>
-              <w:keepNext w:val="0"/>
-              <w:spacing w:before="0" w:after="0" w:line="240" w:lineRule="auto"/>
-              <w:jc w:val="center"/>
-            </w:pPr>
-            <w:r>
-              <w:rPr>
-                <w:rFonts w:ascii="Times New Roman" w:hAnsi="Times New Roman" w:eastAsia="宋体"/>
-                <w:b w:val="0"/>
-                <w:sz w:val="15"/>
-              </w:rPr>
-              <w:t>相关课程目标</w:t>
-            </w:r>
-          </w:p>
-        </w:tc>
-      </w:tr>
-      <w:tr>
-        <w:trPr>
-          <w:cantSplit/>
-        </w:trPr>
-        <w:tc>
-          <w:tcPr>
-            <w:tcW w:type="dxa" w:w="1550"/>
-            <w:vAlign w:val="center"/>
-          </w:tcPr>
-          <w:p>
-            <w:pPr>
-              <w:keepNext w:val="0"/>
-              <w:spacing w:before="0" w:after="0" w:line="240" w:lineRule="auto"/>
-              <w:jc w:val="left"/>
-            </w:pPr>
-            <w:r>
-              <w:rPr>
-                <w:rFonts w:ascii="Times New Roman" w:hAnsi="Times New Roman" w:eastAsia="宋体"/>
-                <w:b w:val="0"/>
-                <w:sz w:val="16"/>
-              </w:rPr>
-              <w:t>数据接口与追溯</w:t>
-            </w:r>
-          </w:p>
-        </w:tc>
-        <w:tc>
-          <w:tcPr>
-            <w:tcW w:type="dxa" w:w="850"/>
-            <w:vAlign w:val="center"/>
-          </w:tcPr>
-          <w:p>
-            <w:pPr>
-              <w:keepNext w:val="0"/>
-              <w:spacing w:before="0" w:after="0" w:line="240" w:lineRule="auto"/>
-              <w:jc w:val="center"/>
-            </w:pPr>
-            <w:r>
-              <w:rPr>
-                <w:rFonts w:ascii="Times New Roman" w:hAnsi="Times New Roman" w:eastAsia="宋体"/>
-                <w:b w:val="0"/>
-                <w:sz w:val="16"/>
-              </w:rPr>
-              <w:t>15%</w:t>
-            </w:r>
-          </w:p>
-        </w:tc>
-        <w:tc>
-          <w:tcPr>
-            <w:tcW w:type="dxa" w:w="5200"/>
-            <w:vAlign w:val="center"/>
-          </w:tcPr>
-          <w:p>
-            <w:pPr>
-              <w:keepNext w:val="0"/>
-              <w:spacing w:before="0" w:after="0" w:line="240" w:lineRule="auto"/>
-              <w:jc w:val="left"/>
-            </w:pPr>
-            <w:r>
-              <w:rPr>
-                <w:rFonts w:ascii="Times New Roman" w:hAnsi="Times New Roman" w:eastAsia="宋体"/>
-                <w:b w:val="0"/>
-                <w:sz w:val="15"/>
-              </w:rPr>
-              <w:t>能够独立计算、解释或修改方案，并说明数据、权限和决策边界。</w:t>
-            </w:r>
-          </w:p>
-        </w:tc>
-        <w:tc>
-          <w:tcPr>
-            <w:tcW w:type="dxa" w:w="1450"/>
-            <w:vAlign w:val="center"/>
-          </w:tcPr>
-          <w:p>
-            <w:pPr>
-              <w:keepNext w:val="0"/>
-              <w:spacing w:before="0" w:after="0" w:line="240" w:lineRule="auto"/>
-              <w:jc w:val="center"/>
-            </w:pPr>
-            <w:r>
-              <w:rPr>
-                <w:rFonts w:ascii="Times New Roman" w:hAnsi="Times New Roman" w:eastAsia="宋体"/>
-                <w:b w:val="0"/>
-                <w:sz w:val="15"/>
-              </w:rPr>
-              <w:t>相关课程目标</w:t>
-            </w:r>
-          </w:p>
-        </w:tc>
-      </w:tr>
-      <w:tr>
-        <w:trPr>
-          <w:cantSplit/>
-        </w:trPr>
-        <w:tc>
-          <w:tcPr>
-            <w:tcW w:type="dxa" w:w="1550"/>
-            <w:vAlign w:val="center"/>
-          </w:tcPr>
-          <w:p>
-            <w:pPr>
-              <w:keepNext w:val="0"/>
-              <w:spacing w:before="0" w:after="0" w:line="240" w:lineRule="auto"/>
-              <w:jc w:val="left"/>
-            </w:pPr>
-            <w:r>
-              <w:rPr>
-                <w:rFonts w:ascii="Times New Roman" w:hAnsi="Times New Roman" w:eastAsia="宋体"/>
-                <w:b w:val="0"/>
-                <w:sz w:val="16"/>
-              </w:rPr>
-              <w:t>KPI与管理判断</w:t>
-            </w:r>
-          </w:p>
-        </w:tc>
-        <w:tc>
-          <w:tcPr>
-            <w:tcW w:type="dxa" w:w="850"/>
-            <w:vAlign w:val="center"/>
-          </w:tcPr>
-          <w:p>
-            <w:pPr>
-              <w:keepNext w:val="0"/>
-              <w:spacing w:before="0" w:after="0" w:line="240" w:lineRule="auto"/>
-              <w:jc w:val="center"/>
-            </w:pPr>
-            <w:r>
-              <w:rPr>
-                <w:rFonts w:ascii="Times New Roman" w:hAnsi="Times New Roman" w:eastAsia="宋体"/>
-                <w:b w:val="0"/>
-                <w:sz w:val="16"/>
-              </w:rPr>
-              <w:t>15%</w:t>
-            </w:r>
-          </w:p>
-        </w:tc>
-        <w:tc>
-          <w:tcPr>
-            <w:tcW w:type="dxa" w:w="5200"/>
-            <w:vAlign w:val="center"/>
-          </w:tcPr>
-          <w:p>
-            <w:pPr>
-              <w:keepNext w:val="0"/>
-              <w:spacing w:before="0" w:after="0" w:line="240" w:lineRule="auto"/>
-              <w:jc w:val="left"/>
-            </w:pPr>
-            <w:r>
-              <w:rPr>
-                <w:rFonts w:ascii="Times New Roman" w:hAnsi="Times New Roman" w:eastAsia="宋体"/>
-                <w:b w:val="0"/>
-                <w:sz w:val="15"/>
-              </w:rPr>
-              <w:t>能够独立计算、解释或修改方案，并说明数据、权限和决策边界。</w:t>
-            </w:r>
-          </w:p>
-        </w:tc>
-        <w:tc>
-          <w:tcPr>
-            <w:tcW w:type="dxa" w:w="1450"/>
-            <w:vAlign w:val="center"/>
-          </w:tcPr>
-          <w:p>
-            <w:pPr>
-              <w:keepNext w:val="0"/>
-              <w:spacing w:before="0" w:after="0" w:line="240" w:lineRule="auto"/>
-              <w:jc w:val="center"/>
-            </w:pPr>
-            <w:r>
-              <w:rPr>
-                <w:rFonts w:ascii="Times New Roman" w:hAnsi="Times New Roman" w:eastAsia="宋体"/>
-                <w:b w:val="0"/>
-                <w:sz w:val="15"/>
-              </w:rPr>
-              <w:t>相关课程目标</w:t>
-            </w:r>
-          </w:p>
-        </w:tc>
-      </w:tr>
-      <w:tr>
-        <w:tc>
-          <w:tcPr>
-            <w:tcW w:type="dxa" w:w="1550"/>
-            <w:vAlign w:val="center"/>
-          </w:tcPr>
-          <w:p>
-            <w:pPr>
-              <w:keepNext w:val="0"/>
-              <w:spacing w:before="0" w:after="0" w:line="240" w:lineRule="auto"/>
-              <w:jc w:val="center"/>
-            </w:pPr>
-            <w:r>
-              <w:rPr>
-                <w:rFonts w:ascii="Times New Roman" w:hAnsi="Times New Roman" w:eastAsia="宋体"/>
-                <w:b/>
-                <w:sz w:val="16"/>
-              </w:rPr>
-              <w:t>合计</w:t>
-            </w:r>
-          </w:p>
-        </w:tc>
-        <w:tc>
-          <w:tcPr>
-            <w:tcW w:type="dxa" w:w="850"/>
-            <w:vAlign w:val="center"/>
-          </w:tcPr>
-          <w:p>
-            <w:pPr>
-              <w:keepNext w:val="0"/>
-              <w:spacing w:before="0" w:after="0" w:line="240" w:lineRule="auto"/>
-              <w:jc w:val="center"/>
-            </w:pPr>
-            <w:r>
-              <w:rPr>
-                <w:rFonts w:ascii="Times New Roman" w:hAnsi="Times New Roman" w:eastAsia="宋体"/>
-                <w:b/>
-                <w:sz w:val="16"/>
-              </w:rPr>
-              <w:t>100%</w:t>
-            </w:r>
-          </w:p>
-        </w:tc>
-        <w:tc>
-          <w:tcPr>
-            <w:tcW w:type="dxa" w:w="5200"/>
-            <w:vAlign w:val="center"/>
-          </w:tcPr>
-          <w:p>
-            <w:pPr>
-              <w:keepNext w:val="0"/>
-              <w:spacing w:before="0" w:after="0" w:line="240" w:lineRule="auto"/>
-              <w:jc w:val="center"/>
-            </w:pPr>
-            <w:r>
-              <w:rPr>
-                <w:rFonts w:ascii="Times New Roman" w:hAnsi="Times New Roman" w:eastAsia="宋体"/>
-                <w:b/>
-                <w:sz w:val="16"/>
-              </w:rPr>
-            </w:r>
-          </w:p>
-        </w:tc>
-        <w:tc>
-          <w:tcPr>
-            <w:tcW w:type="dxa" w:w="1450"/>
-            <w:vAlign w:val="center"/>
-          </w:tcPr>
-          <w:p>
-            <w:pPr>
-              <w:keepNext w:val="0"/>
-              <w:spacing w:before="0" w:after="0" w:line="240" w:lineRule="auto"/>
-              <w:jc w:val="center"/>
-            </w:pPr>
-            <w:r>
-              <w:rPr>
-                <w:rFonts w:ascii="Times New Roman" w:hAnsi="Times New Roman" w:eastAsia="宋体"/>
-                <w:b/>
-                <w:sz w:val="16"/>
-              </w:rPr>
-            </w:r>
-          </w:p>
-        </w:tc>
-      </w:tr>
-    </w:tbl>
-    <w:p>
-      <w:pPr>
-        <w:keepNext/>
-        <w:spacing w:before="0" w:after="0" w:line="240" w:lineRule="auto"/>
-        <w:jc w:val="left"/>
-      </w:pPr>
-      <w:r>
-        <w:rPr>
-          <w:rFonts w:ascii="Times New Roman" w:hAnsi="Times New Roman" w:eastAsia="黑体" w:cs="Times New Roman"/>
           <w:b/>
           <w:sz w:val="28"/>
         </w:rPr>
-        <w:t>六、参考书目及学习资料</w:t>
+        <w:t>五、参考书目及学习资料</w:t>
       </w:r>
     </w:p>
     <w:p>
@@ -9650,7 +8283,7 @@
     <w:p>
       <w:pPr>
         <w:keepNext w:val="0"/>
-        <w:spacing w:before="0" w:after="0" w:line="252" w:lineRule="auto"/>
+        <w:spacing w:before="0" w:after="0" w:line="240" w:lineRule="auto"/>
         <w:jc w:val="left"/>
       </w:pPr>
       <w:r>
@@ -9680,7 +8313,7 @@
     <w:p>
       <w:pPr>
         <w:keepNext w:val="0"/>
-        <w:spacing w:before="0" w:after="0" w:line="252" w:lineRule="auto"/>
+        <w:spacing w:before="0" w:after="0" w:line="240" w:lineRule="auto"/>
         <w:jc w:val="left"/>
       </w:pPr>
       <w:r>
@@ -9695,7 +8328,7 @@
     <w:p>
       <w:pPr>
         <w:keepNext w:val="0"/>
-        <w:spacing w:before="0" w:after="0" w:line="252" w:lineRule="auto"/>
+        <w:spacing w:before="0" w:after="0" w:line="240" w:lineRule="auto"/>
         <w:jc w:val="left"/>
       </w:pPr>
       <w:r>
@@ -9705,48 +8338,6 @@
           <w:sz w:val="21"/>
         </w:rPr>
         <w:t>[2] 陈启申. ERP——从内部集成起步（第3版）[M]. 北京：电子工业出版社，2022。</w:t>
-      </w:r>
-    </w:p>
-    <w:p>
-      <w:pPr>
-        <w:keepNext w:val="0"/>
-        <w:spacing w:before="0" w:after="0" w:line="252" w:lineRule="auto"/>
-        <w:jc w:val="left"/>
-      </w:pPr>
-      <w:r>
-        <w:rPr>
-          <w:rFonts w:ascii="Times New Roman" w:hAnsi="Times New Roman" w:eastAsia="宋体"/>
-          <w:b w:val="0"/>
-          <w:sz w:val="21"/>
-        </w:rPr>
-      </w:r>
-    </w:p>
-    <w:p>
-      <w:pPr>
-        <w:keepNext w:val="0"/>
-        <w:spacing w:before="0" w:after="0" w:line="252" w:lineRule="auto"/>
-        <w:jc w:val="left"/>
-      </w:pPr>
-      <w:r>
-        <w:rPr>
-          <w:rFonts w:ascii="Times New Roman" w:hAnsi="Times New Roman" w:eastAsia="宋体"/>
-          <w:b w:val="0"/>
-          <w:sz w:val="21"/>
-        </w:rPr>
-      </w:r>
-    </w:p>
-    <w:p>
-      <w:pPr>
-        <w:keepNext w:val="0"/>
-        <w:spacing w:before="0" w:after="0" w:line="252" w:lineRule="auto"/>
-        <w:jc w:val="left"/>
-      </w:pPr>
-      <w:r>
-        <w:rPr>
-          <w:rFonts w:ascii="Times New Roman" w:hAnsi="Times New Roman" w:eastAsia="宋体"/>
-          <w:b w:val="0"/>
-          <w:sz w:val="21"/>
-        </w:rPr>
       </w:r>
     </w:p>
     <w:p>
@@ -9772,7 +8363,7 @@
         <w:rPr>
           <w:rFonts w:ascii="Times New Roman" w:hAnsi="Times New Roman" w:eastAsia="宋体"/>
           <w:b w:val="0"/>
-          <w:sz w:val="21"/>
+          <w:sz w:val="19"/>
         </w:rPr>
         <w:t>2026年9月</w:t>
       </w:r>
